--- a/TSFM_regime_reliability_plan.docx
+++ b/TSFM_regime_reliability_plan.docx
@@ -4,7 +4,7 @@
   <w:body>
     <w:p>
       <w:pPr>
-        <w:pStyle w:val="725"/>
+        <w:pStyle w:val="894"/>
         <w:pBdr/>
         <w:spacing/>
         <w:ind/>
@@ -29,7 +29,7 @@
     </w:p>
     <w:p>
       <w:pPr>
-        <w:pStyle w:val="726"/>
+        <w:pStyle w:val="895"/>
         <w:pBdr/>
         <w:spacing/>
         <w:ind/>
@@ -99,7 +99,7 @@
     </w:p>
     <w:p>
       <w:pPr>
-        <w:pStyle w:val="726"/>
+        <w:pStyle w:val="895"/>
         <w:pBdr/>
         <w:spacing/>
         <w:ind/>
@@ -128,7 +128,7 @@
     </w:p>
     <w:p>
       <w:pPr>
-        <w:pStyle w:val="717"/>
+        <w:pStyle w:val="886"/>
         <w:numPr>
           <w:ilvl w:val="0"/>
           <w:numId w:val="2"/>
@@ -145,7 +145,7 @@
     </w:p>
     <w:p>
       <w:pPr>
-        <w:pStyle w:val="717"/>
+        <w:pStyle w:val="886"/>
         <w:numPr>
           <w:ilvl w:val="0"/>
           <w:numId w:val="2"/>
@@ -162,7 +162,7 @@
     </w:p>
     <w:p>
       <w:pPr>
-        <w:pStyle w:val="717"/>
+        <w:pStyle w:val="886"/>
         <w:numPr>
           <w:ilvl w:val="0"/>
           <w:numId w:val="2"/>
@@ -198,7 +198,7 @@
     </w:p>
     <w:p>
       <w:pPr>
-        <w:pStyle w:val="717"/>
+        <w:pStyle w:val="886"/>
         <w:numPr>
           <w:ilvl w:val="0"/>
           <w:numId w:val="3"/>
@@ -215,7 +215,7 @@
     </w:p>
     <w:p>
       <w:pPr>
-        <w:pStyle w:val="717"/>
+        <w:pStyle w:val="886"/>
         <w:numPr>
           <w:ilvl w:val="0"/>
           <w:numId w:val="3"/>
@@ -232,7 +232,7 @@
     </w:p>
     <w:p>
       <w:pPr>
-        <w:pStyle w:val="717"/>
+        <w:pStyle w:val="886"/>
         <w:numPr>
           <w:ilvl w:val="0"/>
           <w:numId w:val="3"/>
@@ -249,7 +249,7 @@
     </w:p>
     <w:p>
       <w:pPr>
-        <w:pStyle w:val="717"/>
+        <w:pStyle w:val="886"/>
         <w:numPr>
           <w:ilvl w:val="0"/>
           <w:numId w:val="3"/>
@@ -304,7 +304,7 @@
     </w:p>
     <w:p>
       <w:pPr>
-        <w:pStyle w:val="726"/>
+        <w:pStyle w:val="895"/>
         <w:pBdr/>
         <w:spacing/>
         <w:ind/>
@@ -1026,7 +1026,7 @@
     </w:tbl>
     <w:p>
       <w:pPr>
-        <w:pStyle w:val="726"/>
+        <w:pStyle w:val="895"/>
         <w:pBdr/>
         <w:spacing/>
         <w:ind/>
@@ -1363,7 +1363,7 @@
     </w:p>
     <w:p>
       <w:pPr>
-        <w:pStyle w:val="726"/>
+        <w:pStyle w:val="895"/>
         <w:pBdr/>
         <w:spacing/>
         <w:ind/>
@@ -1376,7 +1376,7 @@
     </w:p>
     <w:p>
       <w:pPr>
-        <w:pStyle w:val="727"/>
+        <w:pStyle w:val="896"/>
         <w:pBdr/>
         <w:spacing/>
         <w:ind/>
@@ -1389,7 +1389,7 @@
     </w:p>
     <w:p>
       <w:pPr>
-        <w:pStyle w:val="717"/>
+        <w:pStyle w:val="886"/>
         <w:numPr>
           <w:ilvl w:val="0"/>
           <w:numId w:val="2"/>
@@ -1406,7 +1406,7 @@
     </w:p>
     <w:p>
       <w:pPr>
-        <w:pStyle w:val="717"/>
+        <w:pStyle w:val="886"/>
         <w:numPr>
           <w:ilvl w:val="0"/>
           <w:numId w:val="2"/>
@@ -1423,7 +1423,7 @@
     </w:p>
     <w:p>
       <w:pPr>
-        <w:pStyle w:val="717"/>
+        <w:pStyle w:val="886"/>
         <w:numPr>
           <w:ilvl w:val="0"/>
           <w:numId w:val="2"/>
@@ -1480,7 +1480,7 @@
     </w:p>
     <w:p>
       <w:pPr>
-        <w:pStyle w:val="717"/>
+        <w:pStyle w:val="886"/>
         <w:numPr>
           <w:ilvl w:val="0"/>
           <w:numId w:val="2"/>
@@ -1497,7 +1497,7 @@
     </w:p>
     <w:p>
       <w:pPr>
-        <w:pStyle w:val="727"/>
+        <w:pStyle w:val="896"/>
         <w:pBdr/>
         <w:spacing/>
         <w:ind/>
@@ -1510,7 +1510,7 @@
     </w:p>
     <w:p>
       <w:pPr>
-        <w:pStyle w:val="717"/>
+        <w:pStyle w:val="886"/>
         <w:numPr>
           <w:ilvl w:val="0"/>
           <w:numId w:val="2"/>
@@ -1537,7 +1537,7 @@
     </w:p>
     <w:p>
       <w:pPr>
-        <w:pStyle w:val="717"/>
+        <w:pStyle w:val="886"/>
         <w:numPr>
           <w:ilvl w:val="0"/>
           <w:numId w:val="2"/>
@@ -1554,7 +1554,7 @@
     </w:p>
     <w:p>
       <w:pPr>
-        <w:pStyle w:val="717"/>
+        <w:pStyle w:val="886"/>
         <w:numPr>
           <w:ilvl w:val="0"/>
           <w:numId w:val="2"/>
@@ -1571,7 +1571,7 @@
     </w:p>
     <w:p>
       <w:pPr>
-        <w:pStyle w:val="727"/>
+        <w:pStyle w:val="896"/>
         <w:pBdr/>
         <w:spacing/>
         <w:ind/>
@@ -1584,7 +1584,7 @@
     </w:p>
     <w:p>
       <w:pPr>
-        <w:pStyle w:val="717"/>
+        <w:pStyle w:val="886"/>
         <w:numPr>
           <w:ilvl w:val="0"/>
           <w:numId w:val="2"/>
@@ -1608,7 +1608,7 @@
     </w:p>
     <w:p>
       <w:pPr>
-        <w:pStyle w:val="717"/>
+        <w:pStyle w:val="886"/>
         <w:numPr>
           <w:ilvl w:val="0"/>
           <w:numId w:val="2"/>
@@ -1632,7 +1632,7 @@
     </w:p>
     <w:p>
       <w:pPr>
-        <w:pStyle w:val="717"/>
+        <w:pStyle w:val="886"/>
         <w:numPr>
           <w:ilvl w:val="0"/>
           <w:numId w:val="2"/>
@@ -1656,7 +1656,7 @@
     </w:p>
     <w:p>
       <w:pPr>
-        <w:pStyle w:val="717"/>
+        <w:pStyle w:val="886"/>
         <w:numPr>
           <w:ilvl w:val="0"/>
           <w:numId w:val="2"/>
@@ -1673,7 +1673,7 @@
     </w:p>
     <w:p>
       <w:pPr>
-        <w:pStyle w:val="727"/>
+        <w:pStyle w:val="896"/>
         <w:pBdr/>
         <w:spacing/>
         <w:ind/>
@@ -1686,7 +1686,7 @@
     </w:p>
     <w:p>
       <w:pPr>
-        <w:pStyle w:val="717"/>
+        <w:pStyle w:val="886"/>
         <w:numPr>
           <w:ilvl w:val="0"/>
           <w:numId w:val="2"/>
@@ -1703,7 +1703,7 @@
     </w:p>
     <w:p>
       <w:pPr>
-        <w:pStyle w:val="717"/>
+        <w:pStyle w:val="886"/>
         <w:numPr>
           <w:ilvl w:val="0"/>
           <w:numId w:val="2"/>
@@ -1720,7 +1720,7 @@
     </w:p>
     <w:p>
       <w:pPr>
-        <w:pStyle w:val="727"/>
+        <w:pStyle w:val="896"/>
         <w:pBdr/>
         <w:spacing/>
         <w:ind/>
@@ -1733,7 +1733,7 @@
     </w:p>
     <w:p>
       <w:pPr>
-        <w:pStyle w:val="717"/>
+        <w:pStyle w:val="886"/>
         <w:numPr>
           <w:ilvl w:val="0"/>
           <w:numId w:val="2"/>
@@ -1750,7 +1750,7 @@
     </w:p>
     <w:p>
       <w:pPr>
-        <w:pStyle w:val="717"/>
+        <w:pStyle w:val="886"/>
         <w:numPr>
           <w:ilvl w:val="0"/>
           <w:numId w:val="2"/>
@@ -1767,7 +1767,7 @@
     </w:p>
     <w:p>
       <w:pPr>
-        <w:pStyle w:val="717"/>
+        <w:pStyle w:val="886"/>
         <w:numPr>
           <w:ilvl w:val="0"/>
           <w:numId w:val="2"/>
@@ -1784,7 +1784,7 @@
     </w:p>
     <w:p>
       <w:pPr>
-        <w:pStyle w:val="717"/>
+        <w:pStyle w:val="886"/>
         <w:numPr>
           <w:ilvl w:val="0"/>
           <w:numId w:val="2"/>
@@ -1801,7 +1801,7 @@
     </w:p>
     <w:p>
       <w:pPr>
-        <w:pStyle w:val="727"/>
+        <w:pStyle w:val="896"/>
         <w:pBdr/>
         <w:spacing/>
         <w:ind/>
@@ -1814,7 +1814,7 @@
     </w:p>
     <w:p>
       <w:pPr>
-        <w:pStyle w:val="717"/>
+        <w:pStyle w:val="886"/>
         <w:numPr>
           <w:ilvl w:val="0"/>
           <w:numId w:val="2"/>
@@ -1831,7 +1831,7 @@
     </w:p>
     <w:p>
       <w:pPr>
-        <w:pStyle w:val="717"/>
+        <w:pStyle w:val="886"/>
         <w:numPr>
           <w:ilvl w:val="0"/>
           <w:numId w:val="2"/>
@@ -1848,7 +1848,7 @@
     </w:p>
     <w:p>
       <w:pPr>
-        <w:pStyle w:val="717"/>
+        <w:pStyle w:val="886"/>
         <w:numPr>
           <w:ilvl w:val="0"/>
           <w:numId w:val="2"/>
@@ -1865,7 +1865,7 @@
     </w:p>
     <w:p>
       <w:pPr>
-        <w:pStyle w:val="727"/>
+        <w:pStyle w:val="896"/>
         <w:pBdr/>
         <w:spacing/>
         <w:ind/>
@@ -1878,7 +1878,7 @@
     </w:p>
     <w:p>
       <w:pPr>
-        <w:pStyle w:val="717"/>
+        <w:pStyle w:val="886"/>
         <w:numPr>
           <w:ilvl w:val="0"/>
           <w:numId w:val="2"/>
@@ -1895,7 +1895,7 @@
     </w:p>
     <w:p>
       <w:pPr>
-        <w:pStyle w:val="717"/>
+        <w:pStyle w:val="886"/>
         <w:numPr>
           <w:ilvl w:val="0"/>
           <w:numId w:val="2"/>
@@ -1912,7 +1912,7 @@
     </w:p>
     <w:p>
       <w:pPr>
-        <w:pStyle w:val="727"/>
+        <w:pStyle w:val="896"/>
         <w:pBdr/>
         <w:spacing/>
         <w:ind/>
@@ -1925,7 +1925,7 @@
     </w:p>
     <w:p>
       <w:pPr>
-        <w:pStyle w:val="717"/>
+        <w:pStyle w:val="886"/>
         <w:numPr>
           <w:ilvl w:val="0"/>
           <w:numId w:val="2"/>
@@ -1942,7 +1942,7 @@
     </w:p>
     <w:p>
       <w:pPr>
-        <w:pStyle w:val="717"/>
+        <w:pStyle w:val="886"/>
         <w:numPr>
           <w:ilvl w:val="0"/>
           <w:numId w:val="2"/>
@@ -1959,7 +1959,7 @@
     </w:p>
     <w:p>
       <w:pPr>
-        <w:pStyle w:val="727"/>
+        <w:pStyle w:val="896"/>
         <w:pBdr/>
         <w:spacing/>
         <w:ind/>
@@ -1972,7 +1972,7 @@
     </w:p>
     <w:p>
       <w:pPr>
-        <w:pStyle w:val="717"/>
+        <w:pStyle w:val="886"/>
         <w:numPr>
           <w:ilvl w:val="0"/>
           <w:numId w:val="2"/>
@@ -2008,7 +2008,7 @@
     </w:p>
     <w:p>
       <w:pPr>
-        <w:pStyle w:val="726"/>
+        <w:pStyle w:val="895"/>
         <w:pBdr/>
         <w:spacing/>
         <w:ind/>
@@ -2021,7 +2021,7 @@
     </w:p>
     <w:p>
       <w:pPr>
-        <w:pStyle w:val="717"/>
+        <w:pStyle w:val="886"/>
         <w:numPr>
           <w:ilvl w:val="0"/>
           <w:numId w:val="2"/>
@@ -2045,7 +2045,7 @@
     </w:p>
     <w:p>
       <w:pPr>
-        <w:pStyle w:val="717"/>
+        <w:pStyle w:val="886"/>
         <w:numPr>
           <w:ilvl w:val="0"/>
           <w:numId w:val="2"/>
@@ -2069,7 +2069,7 @@
     </w:p>
     <w:p>
       <w:pPr>
-        <w:pStyle w:val="717"/>
+        <w:pStyle w:val="886"/>
         <w:numPr>
           <w:ilvl w:val="0"/>
           <w:numId w:val="2"/>
@@ -2113,7 +2113,6 @@
         <w:ind/>
         <w:rPr/>
       </w:pPr>
-      <w:r/>
       <w:r>
         <w:separator/>
       </w:r>
@@ -2128,7 +2127,6 @@
         <w:ind/>
         <w:rPr/>
       </w:pPr>
-      <w:r/>
       <w:r>
         <w:continuationSeparator/>
       </w:r>
@@ -2148,7 +2146,6 @@
         <w:ind/>
         <w:rPr/>
       </w:pPr>
-      <w:r/>
       <w:r>
         <w:separator/>
       </w:r>
@@ -2163,7 +2160,6 @@
         <w:ind/>
         <w:rPr/>
       </w:pPr>
-      <w:r/>
       <w:r>
         <w:continuationSeparator/>
       </w:r>
@@ -2737,7 +2733,7 @@
     <w:lsdException w:name="Bibliography" w:uiPriority="37"/>
     <w:lsdException w:name="TOC Heading" w:uiPriority="39" w:qFormat="1"/>
   </w:latentStyles>
-  <w:style w:type="table" w:styleId="11" w:default="1">
+  <w:style w:type="table" w:styleId="707" w:default="1">
     <w:name w:val="Normal Table"/>
     <w:uiPriority w:val="99"/>
     <w:semiHidden/>
@@ -2930,9 +2926,9 @@
       </w:tcPr>
     </w:tblStylePr>
   </w:style>
-  <w:style w:type="table" w:styleId="12">
+  <w:style w:type="table" w:styleId="708">
     <w:name w:val="Table Grid"/>
-    <w:basedOn w:val="11"/>
+    <w:basedOn w:val="707"/>
     <w:uiPriority w:val="59"/>
     <w:pPr>
       <w:pBdr/>
@@ -3129,9 +3125,9 @@
       </w:tcPr>
     </w:tblStylePr>
   </w:style>
-  <w:style w:type="table" w:styleId="13">
+  <w:style w:type="table" w:styleId="709">
     <w:name w:val="Table Grid Light"/>
-    <w:basedOn w:val="11"/>
+    <w:basedOn w:val="707"/>
     <w:uiPriority w:val="59"/>
     <w:pPr>
       <w:pBdr/>
@@ -3328,9 +3324,9 @@
       </w:tcPr>
     </w:tblStylePr>
   </w:style>
-  <w:style w:type="table" w:styleId="14">
+  <w:style w:type="table" w:styleId="710">
     <w:name w:val="Plain Table 1"/>
-    <w:basedOn w:val="11"/>
+    <w:basedOn w:val="707"/>
     <w:uiPriority w:val="59"/>
     <w:pPr>
       <w:pBdr/>
@@ -3553,9 +3549,9 @@
       </w:tcPr>
     </w:tblStylePr>
   </w:style>
-  <w:style w:type="table" w:styleId="15">
+  <w:style w:type="table" w:styleId="711">
     <w:name w:val="Plain Table 2"/>
-    <w:basedOn w:val="11"/>
+    <w:basedOn w:val="707"/>
     <w:uiPriority w:val="59"/>
     <w:pPr>
       <w:pBdr/>
@@ -3786,9 +3782,9 @@
       </w:tcPr>
     </w:tblStylePr>
   </w:style>
-  <w:style w:type="table" w:styleId="16">
+  <w:style w:type="table" w:styleId="712">
     <w:name w:val="Plain Table 3"/>
-    <w:basedOn w:val="11"/>
+    <w:basedOn w:val="707"/>
     <w:uiPriority w:val="99"/>
     <w:pPr>
       <w:pBdr/>
@@ -4016,9 +4012,9 @@
       </w:tcPr>
     </w:tblStylePr>
   </w:style>
-  <w:style w:type="table" w:styleId="17">
+  <w:style w:type="table" w:styleId="713">
     <w:name w:val="Plain Table 4"/>
-    <w:basedOn w:val="11"/>
+    <w:basedOn w:val="707"/>
     <w:uiPriority w:val="99"/>
     <w:pPr>
       <w:pBdr/>
@@ -4232,9 +4228,9 @@
       </w:tcPr>
     </w:tblStylePr>
   </w:style>
-  <w:style w:type="table" w:styleId="18">
+  <w:style w:type="table" w:styleId="714">
     <w:name w:val="Plain Table 5"/>
-    <w:basedOn w:val="11"/>
+    <w:basedOn w:val="707"/>
     <w:uiPriority w:val="99"/>
     <w:pPr>
       <w:pBdr/>
@@ -4465,9 +4461,9 @@
       </w:tcPr>
     </w:tblStylePr>
   </w:style>
-  <w:style w:type="table" w:styleId="19">
+  <w:style w:type="table" w:styleId="715">
     <w:name w:val="Grid Table 1 Light"/>
-    <w:basedOn w:val="11"/>
+    <w:basedOn w:val="707"/>
     <w:uiPriority w:val="99"/>
     <w:pPr>
       <w:pBdr/>
@@ -4688,9 +4684,9 @@
       </w:tcPr>
     </w:tblStylePr>
   </w:style>
-  <w:style w:type="table" w:styleId="20">
+  <w:style w:type="table" w:styleId="716">
     <w:name w:val="Grid Table 1 Light - Accent 1"/>
-    <w:basedOn w:val="11"/>
+    <w:basedOn w:val="707"/>
     <w:uiPriority w:val="99"/>
     <w:pPr>
       <w:pBdr/>
@@ -4911,9 +4907,9 @@
       </w:tcPr>
     </w:tblStylePr>
   </w:style>
-  <w:style w:type="table" w:styleId="21">
+  <w:style w:type="table" w:styleId="717">
     <w:name w:val="Grid Table 1 Light - Accent 2"/>
-    <w:basedOn w:val="11"/>
+    <w:basedOn w:val="707"/>
     <w:uiPriority w:val="99"/>
     <w:pPr>
       <w:pBdr/>
@@ -5134,9 +5130,9 @@
       </w:tcPr>
     </w:tblStylePr>
   </w:style>
-  <w:style w:type="table" w:styleId="22">
+  <w:style w:type="table" w:styleId="718">
     <w:name w:val="Grid Table 1 Light - Accent 3"/>
-    <w:basedOn w:val="11"/>
+    <w:basedOn w:val="707"/>
     <w:uiPriority w:val="99"/>
     <w:pPr>
       <w:pBdr/>
@@ -5357,9 +5353,9 @@
       </w:tcPr>
     </w:tblStylePr>
   </w:style>
-  <w:style w:type="table" w:styleId="23">
+  <w:style w:type="table" w:styleId="719">
     <w:name w:val="Grid Table 1 Light - Accent 4"/>
-    <w:basedOn w:val="11"/>
+    <w:basedOn w:val="707"/>
     <w:uiPriority w:val="99"/>
     <w:pPr>
       <w:pBdr/>
@@ -5580,9 +5576,9 @@
       </w:tcPr>
     </w:tblStylePr>
   </w:style>
-  <w:style w:type="table" w:styleId="24">
+  <w:style w:type="table" w:styleId="720">
     <w:name w:val="Grid Table 1 Light - Accent 5"/>
-    <w:basedOn w:val="11"/>
+    <w:basedOn w:val="707"/>
     <w:uiPriority w:val="99"/>
     <w:pPr>
       <w:pBdr/>
@@ -5803,9 +5799,9 @@
       </w:tcPr>
     </w:tblStylePr>
   </w:style>
-  <w:style w:type="table" w:styleId="25">
+  <w:style w:type="table" w:styleId="721">
     <w:name w:val="Grid Table 1 Light - Accent 6"/>
-    <w:basedOn w:val="11"/>
+    <w:basedOn w:val="707"/>
     <w:uiPriority w:val="99"/>
     <w:pPr>
       <w:pBdr/>
@@ -6026,9 +6022,9 @@
       </w:tcPr>
     </w:tblStylePr>
   </w:style>
-  <w:style w:type="table" w:styleId="26">
+  <w:style w:type="table" w:styleId="722">
     <w:name w:val="Grid Table 2"/>
-    <w:basedOn w:val="11"/>
+    <w:basedOn w:val="707"/>
     <w:uiPriority w:val="99"/>
     <w:pPr>
       <w:pBdr/>
@@ -6258,9 +6254,9 @@
       </w:tcPr>
     </w:tblStylePr>
   </w:style>
-  <w:style w:type="table" w:styleId="27">
+  <w:style w:type="table" w:styleId="723">
     <w:name w:val="Grid Table 2 - Accent 1"/>
-    <w:basedOn w:val="11"/>
+    <w:basedOn w:val="707"/>
     <w:uiPriority w:val="99"/>
     <w:pPr>
       <w:pBdr/>
@@ -6490,9 +6486,9 @@
       </w:tcPr>
     </w:tblStylePr>
   </w:style>
-  <w:style w:type="table" w:styleId="28">
+  <w:style w:type="table" w:styleId="724">
     <w:name w:val="Grid Table 2 - Accent 2"/>
-    <w:basedOn w:val="11"/>
+    <w:basedOn w:val="707"/>
     <w:uiPriority w:val="99"/>
     <w:pPr>
       <w:pBdr/>
@@ -6722,9 +6718,9 @@
       </w:tcPr>
     </w:tblStylePr>
   </w:style>
-  <w:style w:type="table" w:styleId="29">
+  <w:style w:type="table" w:styleId="725">
     <w:name w:val="Grid Table 2 - Accent 3"/>
-    <w:basedOn w:val="11"/>
+    <w:basedOn w:val="707"/>
     <w:uiPriority w:val="99"/>
     <w:pPr>
       <w:pBdr/>
@@ -6954,9 +6950,9 @@
       </w:tcPr>
     </w:tblStylePr>
   </w:style>
-  <w:style w:type="table" w:styleId="30">
+  <w:style w:type="table" w:styleId="726">
     <w:name w:val="Grid Table 2 - Accent 4"/>
-    <w:basedOn w:val="11"/>
+    <w:basedOn w:val="707"/>
     <w:uiPriority w:val="99"/>
     <w:pPr>
       <w:pBdr/>
@@ -7186,9 +7182,9 @@
       </w:tcPr>
     </w:tblStylePr>
   </w:style>
-  <w:style w:type="table" w:styleId="31">
+  <w:style w:type="table" w:styleId="727">
     <w:name w:val="Grid Table 2 - Accent 5"/>
-    <w:basedOn w:val="11"/>
+    <w:basedOn w:val="707"/>
     <w:uiPriority w:val="99"/>
     <w:pPr>
       <w:pBdr/>
@@ -7418,9 +7414,9 @@
       </w:tcPr>
     </w:tblStylePr>
   </w:style>
-  <w:style w:type="table" w:styleId="32">
+  <w:style w:type="table" w:styleId="728">
     <w:name w:val="Grid Table 2 - Accent 6"/>
-    <w:basedOn w:val="11"/>
+    <w:basedOn w:val="707"/>
     <w:uiPriority w:val="99"/>
     <w:pPr>
       <w:pBdr/>
@@ -7650,9 +7646,9 @@
       </w:tcPr>
     </w:tblStylePr>
   </w:style>
-  <w:style w:type="table" w:styleId="33">
+  <w:style w:type="table" w:styleId="729">
     <w:name w:val="Grid Table 3"/>
-    <w:basedOn w:val="11"/>
+    <w:basedOn w:val="707"/>
     <w:uiPriority w:val="99"/>
     <w:pPr>
       <w:pBdr/>
@@ -7751,29 +7747,6 @@
         <w:tblBorders/>
       </w:tblPr>
       <w:tcPr>
-        <w:shd w:color="ffffff"/>
-        <w:tcBorders>
-          <w:top w:val="none" w:color="000000" w:sz="4" w:space="0"/>
-          <w:left w:val="none" w:color="000000" w:sz="4" w:space="0"/>
-          <w:bottom w:val="none" w:color="000000" w:sz="4" w:space="0"/>
-          <w:right w:val="none" w:color="000000" w:sz="4" w:space="0"/>
-        </w:tcBorders>
-      </w:tcPr>
-    </w:tblStylePr>
-    <w:tblStylePr w:type="firstRow">
-      <w:rPr>
-        <w:b/>
-        <w:color w:val="404040"/>
-      </w:rPr>
-      <w:pPr>
-        <w:pBdr/>
-        <w:spacing/>
-        <w:ind/>
-      </w:pPr>
-      <w:tblPr>
-        <w:tblBorders/>
-      </w:tblPr>
-      <w:tcPr>
         <w:shd w:val="clear" w:color="ffffff"/>
         <w:tcBorders>
           <w:top w:val="none" w:color="000000" w:sz="4" w:space="0"/>
@@ -7783,30 +7756,7 @@
         </w:tcBorders>
       </w:tcPr>
     </w:tblStylePr>
-    <w:tblStylePr w:type="lastCol">
-      <w:rPr>
-        <w:i/>
-        <w:color w:val="404040"/>
-      </w:rPr>
-      <w:pPr>
-        <w:pBdr/>
-        <w:spacing/>
-        <w:ind/>
-      </w:pPr>
-      <w:tblPr>
-        <w:tblBorders/>
-      </w:tblPr>
-      <w:tcPr>
-        <w:shd w:color="ffffff"/>
-        <w:tcBorders>
-          <w:top w:val="none" w:color="000000" w:sz="4" w:space="0"/>
-          <w:left w:val="none" w:color="000000" w:sz="4" w:space="0"/>
-          <w:bottom w:val="none" w:color="000000" w:sz="4" w:space="0"/>
-          <w:right w:val="none" w:color="000000" w:sz="4" w:space="0"/>
-        </w:tcBorders>
-      </w:tcPr>
-    </w:tblStylePr>
-    <w:tblStylePr w:type="lastRow">
+    <w:tblStylePr w:type="firstRow">
       <w:rPr>
         <w:b/>
         <w:color w:val="404040"/>
@@ -7829,6 +7779,52 @@
         </w:tcBorders>
       </w:tcPr>
     </w:tblStylePr>
+    <w:tblStylePr w:type="lastCol">
+      <w:rPr>
+        <w:i/>
+        <w:color w:val="404040"/>
+      </w:rPr>
+      <w:pPr>
+        <w:pBdr/>
+        <w:spacing/>
+        <w:ind/>
+      </w:pPr>
+      <w:tblPr>
+        <w:tblBorders/>
+      </w:tblPr>
+      <w:tcPr>
+        <w:shd w:val="clear" w:color="ffffff"/>
+        <w:tcBorders>
+          <w:top w:val="none" w:color="000000" w:sz="4" w:space="0"/>
+          <w:left w:val="none" w:color="000000" w:sz="4" w:space="0"/>
+          <w:bottom w:val="none" w:color="000000" w:sz="4" w:space="0"/>
+          <w:right w:val="none" w:color="000000" w:sz="4" w:space="0"/>
+        </w:tcBorders>
+      </w:tcPr>
+    </w:tblStylePr>
+    <w:tblStylePr w:type="lastRow">
+      <w:rPr>
+        <w:b/>
+        <w:color w:val="404040"/>
+      </w:rPr>
+      <w:pPr>
+        <w:pBdr/>
+        <w:spacing/>
+        <w:ind/>
+      </w:pPr>
+      <w:tblPr>
+        <w:tblBorders/>
+      </w:tblPr>
+      <w:tcPr>
+        <w:shd w:val="clear" w:color="ffffff"/>
+        <w:tcBorders>
+          <w:top w:val="none" w:color="000000" w:sz="4" w:space="0"/>
+          <w:left w:val="none" w:color="000000" w:sz="4" w:space="0"/>
+          <w:bottom w:val="none" w:color="000000" w:sz="4" w:space="0"/>
+          <w:right w:val="none" w:color="000000" w:sz="4" w:space="0"/>
+        </w:tcBorders>
+      </w:tcPr>
+    </w:tblStylePr>
     <w:tblStylePr w:type="nwCell">
       <w:pPr>
         <w:pBdr/>
@@ -7895,9 +7891,9 @@
       </w:tcPr>
     </w:tblStylePr>
   </w:style>
-  <w:style w:type="table" w:styleId="34">
+  <w:style w:type="table" w:styleId="730">
     <w:name w:val="Grid Table 3 - Accent 1"/>
-    <w:basedOn w:val="11"/>
+    <w:basedOn w:val="707"/>
     <w:uiPriority w:val="99"/>
     <w:pPr>
       <w:pBdr/>
@@ -7996,29 +7992,6 @@
         <w:tblBorders/>
       </w:tblPr>
       <w:tcPr>
-        <w:shd w:color="ffffff"/>
-        <w:tcBorders>
-          <w:top w:val="none" w:color="000000" w:sz="4" w:space="0"/>
-          <w:left w:val="none" w:color="000000" w:sz="4" w:space="0"/>
-          <w:bottom w:val="none" w:color="000000" w:sz="4" w:space="0"/>
-          <w:right w:val="none" w:color="000000" w:sz="4" w:space="0"/>
-        </w:tcBorders>
-      </w:tcPr>
-    </w:tblStylePr>
-    <w:tblStylePr w:type="firstRow">
-      <w:rPr>
-        <w:b/>
-        <w:color w:val="404040"/>
-      </w:rPr>
-      <w:pPr>
-        <w:pBdr/>
-        <w:spacing/>
-        <w:ind/>
-      </w:pPr>
-      <w:tblPr>
-        <w:tblBorders/>
-      </w:tblPr>
-      <w:tcPr>
         <w:shd w:val="clear" w:color="ffffff"/>
         <w:tcBorders>
           <w:top w:val="none" w:color="000000" w:sz="4" w:space="0"/>
@@ -8028,30 +8001,7 @@
         </w:tcBorders>
       </w:tcPr>
     </w:tblStylePr>
-    <w:tblStylePr w:type="lastCol">
-      <w:rPr>
-        <w:i/>
-        <w:color w:val="404040"/>
-      </w:rPr>
-      <w:pPr>
-        <w:pBdr/>
-        <w:spacing/>
-        <w:ind/>
-      </w:pPr>
-      <w:tblPr>
-        <w:tblBorders/>
-      </w:tblPr>
-      <w:tcPr>
-        <w:shd w:color="ffffff"/>
-        <w:tcBorders>
-          <w:top w:val="none" w:color="000000" w:sz="4" w:space="0"/>
-          <w:left w:val="none" w:color="000000" w:sz="4" w:space="0"/>
-          <w:bottom w:val="none" w:color="000000" w:sz="4" w:space="0"/>
-          <w:right w:val="none" w:color="000000" w:sz="4" w:space="0"/>
-        </w:tcBorders>
-      </w:tcPr>
-    </w:tblStylePr>
-    <w:tblStylePr w:type="lastRow">
+    <w:tblStylePr w:type="firstRow">
       <w:rPr>
         <w:b/>
         <w:color w:val="404040"/>
@@ -8074,6 +8024,52 @@
         </w:tcBorders>
       </w:tcPr>
     </w:tblStylePr>
+    <w:tblStylePr w:type="lastCol">
+      <w:rPr>
+        <w:i/>
+        <w:color w:val="404040"/>
+      </w:rPr>
+      <w:pPr>
+        <w:pBdr/>
+        <w:spacing/>
+        <w:ind/>
+      </w:pPr>
+      <w:tblPr>
+        <w:tblBorders/>
+      </w:tblPr>
+      <w:tcPr>
+        <w:shd w:val="clear" w:color="ffffff"/>
+        <w:tcBorders>
+          <w:top w:val="none" w:color="000000" w:sz="4" w:space="0"/>
+          <w:left w:val="none" w:color="000000" w:sz="4" w:space="0"/>
+          <w:bottom w:val="none" w:color="000000" w:sz="4" w:space="0"/>
+          <w:right w:val="none" w:color="000000" w:sz="4" w:space="0"/>
+        </w:tcBorders>
+      </w:tcPr>
+    </w:tblStylePr>
+    <w:tblStylePr w:type="lastRow">
+      <w:rPr>
+        <w:b/>
+        <w:color w:val="404040"/>
+      </w:rPr>
+      <w:pPr>
+        <w:pBdr/>
+        <w:spacing/>
+        <w:ind/>
+      </w:pPr>
+      <w:tblPr>
+        <w:tblBorders/>
+      </w:tblPr>
+      <w:tcPr>
+        <w:shd w:val="clear" w:color="ffffff"/>
+        <w:tcBorders>
+          <w:top w:val="none" w:color="000000" w:sz="4" w:space="0"/>
+          <w:left w:val="none" w:color="000000" w:sz="4" w:space="0"/>
+          <w:bottom w:val="none" w:color="000000" w:sz="4" w:space="0"/>
+          <w:right w:val="none" w:color="000000" w:sz="4" w:space="0"/>
+        </w:tcBorders>
+      </w:tcPr>
+    </w:tblStylePr>
     <w:tblStylePr w:type="nwCell">
       <w:pPr>
         <w:pBdr/>
@@ -8140,9 +8136,9 @@
       </w:tcPr>
     </w:tblStylePr>
   </w:style>
-  <w:style w:type="table" w:styleId="35">
+  <w:style w:type="table" w:styleId="731">
     <w:name w:val="Grid Table 3 - Accent 2"/>
-    <w:basedOn w:val="11"/>
+    <w:basedOn w:val="707"/>
     <w:uiPriority w:val="99"/>
     <w:pPr>
       <w:pBdr/>
@@ -8241,29 +8237,6 @@
         <w:tblBorders/>
       </w:tblPr>
       <w:tcPr>
-        <w:shd w:color="ffffff"/>
-        <w:tcBorders>
-          <w:top w:val="none" w:color="000000" w:sz="4" w:space="0"/>
-          <w:left w:val="none" w:color="000000" w:sz="4" w:space="0"/>
-          <w:bottom w:val="none" w:color="000000" w:sz="4" w:space="0"/>
-          <w:right w:val="none" w:color="000000" w:sz="4" w:space="0"/>
-        </w:tcBorders>
-      </w:tcPr>
-    </w:tblStylePr>
-    <w:tblStylePr w:type="firstRow">
-      <w:rPr>
-        <w:b/>
-        <w:color w:val="404040"/>
-      </w:rPr>
-      <w:pPr>
-        <w:pBdr/>
-        <w:spacing/>
-        <w:ind/>
-      </w:pPr>
-      <w:tblPr>
-        <w:tblBorders/>
-      </w:tblPr>
-      <w:tcPr>
         <w:shd w:val="clear" w:color="ffffff"/>
         <w:tcBorders>
           <w:top w:val="none" w:color="000000" w:sz="4" w:space="0"/>
@@ -8273,30 +8246,7 @@
         </w:tcBorders>
       </w:tcPr>
     </w:tblStylePr>
-    <w:tblStylePr w:type="lastCol">
-      <w:rPr>
-        <w:i/>
-        <w:color w:val="404040"/>
-      </w:rPr>
-      <w:pPr>
-        <w:pBdr/>
-        <w:spacing/>
-        <w:ind/>
-      </w:pPr>
-      <w:tblPr>
-        <w:tblBorders/>
-      </w:tblPr>
-      <w:tcPr>
-        <w:shd w:color="ffffff"/>
-        <w:tcBorders>
-          <w:top w:val="none" w:color="000000" w:sz="4" w:space="0"/>
-          <w:left w:val="none" w:color="000000" w:sz="4" w:space="0"/>
-          <w:bottom w:val="none" w:color="000000" w:sz="4" w:space="0"/>
-          <w:right w:val="none" w:color="000000" w:sz="4" w:space="0"/>
-        </w:tcBorders>
-      </w:tcPr>
-    </w:tblStylePr>
-    <w:tblStylePr w:type="lastRow">
+    <w:tblStylePr w:type="firstRow">
       <w:rPr>
         <w:b/>
         <w:color w:val="404040"/>
@@ -8319,6 +8269,52 @@
         </w:tcBorders>
       </w:tcPr>
     </w:tblStylePr>
+    <w:tblStylePr w:type="lastCol">
+      <w:rPr>
+        <w:i/>
+        <w:color w:val="404040"/>
+      </w:rPr>
+      <w:pPr>
+        <w:pBdr/>
+        <w:spacing/>
+        <w:ind/>
+      </w:pPr>
+      <w:tblPr>
+        <w:tblBorders/>
+      </w:tblPr>
+      <w:tcPr>
+        <w:shd w:val="clear" w:color="ffffff"/>
+        <w:tcBorders>
+          <w:top w:val="none" w:color="000000" w:sz="4" w:space="0"/>
+          <w:left w:val="none" w:color="000000" w:sz="4" w:space="0"/>
+          <w:bottom w:val="none" w:color="000000" w:sz="4" w:space="0"/>
+          <w:right w:val="none" w:color="000000" w:sz="4" w:space="0"/>
+        </w:tcBorders>
+      </w:tcPr>
+    </w:tblStylePr>
+    <w:tblStylePr w:type="lastRow">
+      <w:rPr>
+        <w:b/>
+        <w:color w:val="404040"/>
+      </w:rPr>
+      <w:pPr>
+        <w:pBdr/>
+        <w:spacing/>
+        <w:ind/>
+      </w:pPr>
+      <w:tblPr>
+        <w:tblBorders/>
+      </w:tblPr>
+      <w:tcPr>
+        <w:shd w:val="clear" w:color="ffffff"/>
+        <w:tcBorders>
+          <w:top w:val="none" w:color="000000" w:sz="4" w:space="0"/>
+          <w:left w:val="none" w:color="000000" w:sz="4" w:space="0"/>
+          <w:bottom w:val="none" w:color="000000" w:sz="4" w:space="0"/>
+          <w:right w:val="none" w:color="000000" w:sz="4" w:space="0"/>
+        </w:tcBorders>
+      </w:tcPr>
+    </w:tblStylePr>
     <w:tblStylePr w:type="nwCell">
       <w:pPr>
         <w:pBdr/>
@@ -8385,9 +8381,9 @@
       </w:tcPr>
     </w:tblStylePr>
   </w:style>
-  <w:style w:type="table" w:styleId="36">
+  <w:style w:type="table" w:styleId="732">
     <w:name w:val="Grid Table 3 - Accent 3"/>
-    <w:basedOn w:val="11"/>
+    <w:basedOn w:val="707"/>
     <w:uiPriority w:val="99"/>
     <w:pPr>
       <w:pBdr/>
@@ -8486,29 +8482,6 @@
         <w:tblBorders/>
       </w:tblPr>
       <w:tcPr>
-        <w:shd w:color="ffffff"/>
-        <w:tcBorders>
-          <w:top w:val="none" w:color="000000" w:sz="4" w:space="0"/>
-          <w:left w:val="none" w:color="000000" w:sz="4" w:space="0"/>
-          <w:bottom w:val="none" w:color="000000" w:sz="4" w:space="0"/>
-          <w:right w:val="none" w:color="000000" w:sz="4" w:space="0"/>
-        </w:tcBorders>
-      </w:tcPr>
-    </w:tblStylePr>
-    <w:tblStylePr w:type="firstRow">
-      <w:rPr>
-        <w:b/>
-        <w:color w:val="404040"/>
-      </w:rPr>
-      <w:pPr>
-        <w:pBdr/>
-        <w:spacing/>
-        <w:ind/>
-      </w:pPr>
-      <w:tblPr>
-        <w:tblBorders/>
-      </w:tblPr>
-      <w:tcPr>
         <w:shd w:val="clear" w:color="ffffff"/>
         <w:tcBorders>
           <w:top w:val="none" w:color="000000" w:sz="4" w:space="0"/>
@@ -8518,30 +8491,7 @@
         </w:tcBorders>
       </w:tcPr>
     </w:tblStylePr>
-    <w:tblStylePr w:type="lastCol">
-      <w:rPr>
-        <w:i/>
-        <w:color w:val="404040"/>
-      </w:rPr>
-      <w:pPr>
-        <w:pBdr/>
-        <w:spacing/>
-        <w:ind/>
-      </w:pPr>
-      <w:tblPr>
-        <w:tblBorders/>
-      </w:tblPr>
-      <w:tcPr>
-        <w:shd w:color="ffffff"/>
-        <w:tcBorders>
-          <w:top w:val="none" w:color="000000" w:sz="4" w:space="0"/>
-          <w:left w:val="none" w:color="000000" w:sz="4" w:space="0"/>
-          <w:bottom w:val="none" w:color="000000" w:sz="4" w:space="0"/>
-          <w:right w:val="none" w:color="000000" w:sz="4" w:space="0"/>
-        </w:tcBorders>
-      </w:tcPr>
-    </w:tblStylePr>
-    <w:tblStylePr w:type="lastRow">
+    <w:tblStylePr w:type="firstRow">
       <w:rPr>
         <w:b/>
         <w:color w:val="404040"/>
@@ -8564,6 +8514,52 @@
         </w:tcBorders>
       </w:tcPr>
     </w:tblStylePr>
+    <w:tblStylePr w:type="lastCol">
+      <w:rPr>
+        <w:i/>
+        <w:color w:val="404040"/>
+      </w:rPr>
+      <w:pPr>
+        <w:pBdr/>
+        <w:spacing/>
+        <w:ind/>
+      </w:pPr>
+      <w:tblPr>
+        <w:tblBorders/>
+      </w:tblPr>
+      <w:tcPr>
+        <w:shd w:val="clear" w:color="ffffff"/>
+        <w:tcBorders>
+          <w:top w:val="none" w:color="000000" w:sz="4" w:space="0"/>
+          <w:left w:val="none" w:color="000000" w:sz="4" w:space="0"/>
+          <w:bottom w:val="none" w:color="000000" w:sz="4" w:space="0"/>
+          <w:right w:val="none" w:color="000000" w:sz="4" w:space="0"/>
+        </w:tcBorders>
+      </w:tcPr>
+    </w:tblStylePr>
+    <w:tblStylePr w:type="lastRow">
+      <w:rPr>
+        <w:b/>
+        <w:color w:val="404040"/>
+      </w:rPr>
+      <w:pPr>
+        <w:pBdr/>
+        <w:spacing/>
+        <w:ind/>
+      </w:pPr>
+      <w:tblPr>
+        <w:tblBorders/>
+      </w:tblPr>
+      <w:tcPr>
+        <w:shd w:val="clear" w:color="ffffff"/>
+        <w:tcBorders>
+          <w:top w:val="none" w:color="000000" w:sz="4" w:space="0"/>
+          <w:left w:val="none" w:color="000000" w:sz="4" w:space="0"/>
+          <w:bottom w:val="none" w:color="000000" w:sz="4" w:space="0"/>
+          <w:right w:val="none" w:color="000000" w:sz="4" w:space="0"/>
+        </w:tcBorders>
+      </w:tcPr>
+    </w:tblStylePr>
     <w:tblStylePr w:type="nwCell">
       <w:pPr>
         <w:pBdr/>
@@ -8630,9 +8626,9 @@
       </w:tcPr>
     </w:tblStylePr>
   </w:style>
-  <w:style w:type="table" w:styleId="37">
+  <w:style w:type="table" w:styleId="733">
     <w:name w:val="Grid Table 3 - Accent 4"/>
-    <w:basedOn w:val="11"/>
+    <w:basedOn w:val="707"/>
     <w:uiPriority w:val="99"/>
     <w:pPr>
       <w:pBdr/>
@@ -8731,29 +8727,6 @@
         <w:tblBorders/>
       </w:tblPr>
       <w:tcPr>
-        <w:shd w:color="ffffff"/>
-        <w:tcBorders>
-          <w:top w:val="none" w:color="000000" w:sz="4" w:space="0"/>
-          <w:left w:val="none" w:color="000000" w:sz="4" w:space="0"/>
-          <w:bottom w:val="none" w:color="000000" w:sz="4" w:space="0"/>
-          <w:right w:val="none" w:color="000000" w:sz="4" w:space="0"/>
-        </w:tcBorders>
-      </w:tcPr>
-    </w:tblStylePr>
-    <w:tblStylePr w:type="firstRow">
-      <w:rPr>
-        <w:b/>
-        <w:color w:val="404040"/>
-      </w:rPr>
-      <w:pPr>
-        <w:pBdr/>
-        <w:spacing/>
-        <w:ind/>
-      </w:pPr>
-      <w:tblPr>
-        <w:tblBorders/>
-      </w:tblPr>
-      <w:tcPr>
         <w:shd w:val="clear" w:color="ffffff"/>
         <w:tcBorders>
           <w:top w:val="none" w:color="000000" w:sz="4" w:space="0"/>
@@ -8763,30 +8736,7 @@
         </w:tcBorders>
       </w:tcPr>
     </w:tblStylePr>
-    <w:tblStylePr w:type="lastCol">
-      <w:rPr>
-        <w:i/>
-        <w:color w:val="404040"/>
-      </w:rPr>
-      <w:pPr>
-        <w:pBdr/>
-        <w:spacing/>
-        <w:ind/>
-      </w:pPr>
-      <w:tblPr>
-        <w:tblBorders/>
-      </w:tblPr>
-      <w:tcPr>
-        <w:shd w:color="ffffff"/>
-        <w:tcBorders>
-          <w:top w:val="none" w:color="000000" w:sz="4" w:space="0"/>
-          <w:left w:val="none" w:color="000000" w:sz="4" w:space="0"/>
-          <w:bottom w:val="none" w:color="000000" w:sz="4" w:space="0"/>
-          <w:right w:val="none" w:color="000000" w:sz="4" w:space="0"/>
-        </w:tcBorders>
-      </w:tcPr>
-    </w:tblStylePr>
-    <w:tblStylePr w:type="lastRow">
+    <w:tblStylePr w:type="firstRow">
       <w:rPr>
         <w:b/>
         <w:color w:val="404040"/>
@@ -8809,6 +8759,52 @@
         </w:tcBorders>
       </w:tcPr>
     </w:tblStylePr>
+    <w:tblStylePr w:type="lastCol">
+      <w:rPr>
+        <w:i/>
+        <w:color w:val="404040"/>
+      </w:rPr>
+      <w:pPr>
+        <w:pBdr/>
+        <w:spacing/>
+        <w:ind/>
+      </w:pPr>
+      <w:tblPr>
+        <w:tblBorders/>
+      </w:tblPr>
+      <w:tcPr>
+        <w:shd w:val="clear" w:color="ffffff"/>
+        <w:tcBorders>
+          <w:top w:val="none" w:color="000000" w:sz="4" w:space="0"/>
+          <w:left w:val="none" w:color="000000" w:sz="4" w:space="0"/>
+          <w:bottom w:val="none" w:color="000000" w:sz="4" w:space="0"/>
+          <w:right w:val="none" w:color="000000" w:sz="4" w:space="0"/>
+        </w:tcBorders>
+      </w:tcPr>
+    </w:tblStylePr>
+    <w:tblStylePr w:type="lastRow">
+      <w:rPr>
+        <w:b/>
+        <w:color w:val="404040"/>
+      </w:rPr>
+      <w:pPr>
+        <w:pBdr/>
+        <w:spacing/>
+        <w:ind/>
+      </w:pPr>
+      <w:tblPr>
+        <w:tblBorders/>
+      </w:tblPr>
+      <w:tcPr>
+        <w:shd w:val="clear" w:color="ffffff"/>
+        <w:tcBorders>
+          <w:top w:val="none" w:color="000000" w:sz="4" w:space="0"/>
+          <w:left w:val="none" w:color="000000" w:sz="4" w:space="0"/>
+          <w:bottom w:val="none" w:color="000000" w:sz="4" w:space="0"/>
+          <w:right w:val="none" w:color="000000" w:sz="4" w:space="0"/>
+        </w:tcBorders>
+      </w:tcPr>
+    </w:tblStylePr>
     <w:tblStylePr w:type="nwCell">
       <w:pPr>
         <w:pBdr/>
@@ -8875,9 +8871,9 @@
       </w:tcPr>
     </w:tblStylePr>
   </w:style>
-  <w:style w:type="table" w:styleId="38">
+  <w:style w:type="table" w:styleId="734">
     <w:name w:val="Grid Table 3 - Accent 5"/>
-    <w:basedOn w:val="11"/>
+    <w:basedOn w:val="707"/>
     <w:uiPriority w:val="99"/>
     <w:pPr>
       <w:pBdr/>
@@ -8976,29 +8972,6 @@
         <w:tblBorders/>
       </w:tblPr>
       <w:tcPr>
-        <w:shd w:color="ffffff"/>
-        <w:tcBorders>
-          <w:top w:val="none" w:color="000000" w:sz="4" w:space="0"/>
-          <w:left w:val="none" w:color="000000" w:sz="4" w:space="0"/>
-          <w:bottom w:val="none" w:color="000000" w:sz="4" w:space="0"/>
-          <w:right w:val="none" w:color="000000" w:sz="4" w:space="0"/>
-        </w:tcBorders>
-      </w:tcPr>
-    </w:tblStylePr>
-    <w:tblStylePr w:type="firstRow">
-      <w:rPr>
-        <w:b/>
-        <w:color w:val="404040"/>
-      </w:rPr>
-      <w:pPr>
-        <w:pBdr/>
-        <w:spacing/>
-        <w:ind/>
-      </w:pPr>
-      <w:tblPr>
-        <w:tblBorders/>
-      </w:tblPr>
-      <w:tcPr>
         <w:shd w:val="clear" w:color="ffffff"/>
         <w:tcBorders>
           <w:top w:val="none" w:color="000000" w:sz="4" w:space="0"/>
@@ -9008,30 +8981,7 @@
         </w:tcBorders>
       </w:tcPr>
     </w:tblStylePr>
-    <w:tblStylePr w:type="lastCol">
-      <w:rPr>
-        <w:i/>
-        <w:color w:val="404040"/>
-      </w:rPr>
-      <w:pPr>
-        <w:pBdr/>
-        <w:spacing/>
-        <w:ind/>
-      </w:pPr>
-      <w:tblPr>
-        <w:tblBorders/>
-      </w:tblPr>
-      <w:tcPr>
-        <w:shd w:color="ffffff"/>
-        <w:tcBorders>
-          <w:top w:val="none" w:color="000000" w:sz="4" w:space="0"/>
-          <w:left w:val="none" w:color="000000" w:sz="4" w:space="0"/>
-          <w:bottom w:val="none" w:color="000000" w:sz="4" w:space="0"/>
-          <w:right w:val="none" w:color="000000" w:sz="4" w:space="0"/>
-        </w:tcBorders>
-      </w:tcPr>
-    </w:tblStylePr>
-    <w:tblStylePr w:type="lastRow">
+    <w:tblStylePr w:type="firstRow">
       <w:rPr>
         <w:b/>
         <w:color w:val="404040"/>
@@ -9054,6 +9004,52 @@
         </w:tcBorders>
       </w:tcPr>
     </w:tblStylePr>
+    <w:tblStylePr w:type="lastCol">
+      <w:rPr>
+        <w:i/>
+        <w:color w:val="404040"/>
+      </w:rPr>
+      <w:pPr>
+        <w:pBdr/>
+        <w:spacing/>
+        <w:ind/>
+      </w:pPr>
+      <w:tblPr>
+        <w:tblBorders/>
+      </w:tblPr>
+      <w:tcPr>
+        <w:shd w:val="clear" w:color="ffffff"/>
+        <w:tcBorders>
+          <w:top w:val="none" w:color="000000" w:sz="4" w:space="0"/>
+          <w:left w:val="none" w:color="000000" w:sz="4" w:space="0"/>
+          <w:bottom w:val="none" w:color="000000" w:sz="4" w:space="0"/>
+          <w:right w:val="none" w:color="000000" w:sz="4" w:space="0"/>
+        </w:tcBorders>
+      </w:tcPr>
+    </w:tblStylePr>
+    <w:tblStylePr w:type="lastRow">
+      <w:rPr>
+        <w:b/>
+        <w:color w:val="404040"/>
+      </w:rPr>
+      <w:pPr>
+        <w:pBdr/>
+        <w:spacing/>
+        <w:ind/>
+      </w:pPr>
+      <w:tblPr>
+        <w:tblBorders/>
+      </w:tblPr>
+      <w:tcPr>
+        <w:shd w:val="clear" w:color="ffffff"/>
+        <w:tcBorders>
+          <w:top w:val="none" w:color="000000" w:sz="4" w:space="0"/>
+          <w:left w:val="none" w:color="000000" w:sz="4" w:space="0"/>
+          <w:bottom w:val="none" w:color="000000" w:sz="4" w:space="0"/>
+          <w:right w:val="none" w:color="000000" w:sz="4" w:space="0"/>
+        </w:tcBorders>
+      </w:tcPr>
+    </w:tblStylePr>
     <w:tblStylePr w:type="nwCell">
       <w:pPr>
         <w:pBdr/>
@@ -9120,9 +9116,9 @@
       </w:tcPr>
     </w:tblStylePr>
   </w:style>
-  <w:style w:type="table" w:styleId="39">
+  <w:style w:type="table" w:styleId="735">
     <w:name w:val="Grid Table 3 - Accent 6"/>
-    <w:basedOn w:val="11"/>
+    <w:basedOn w:val="707"/>
     <w:uiPriority w:val="99"/>
     <w:pPr>
       <w:pBdr/>
@@ -9221,29 +9217,6 @@
         <w:tblBorders/>
       </w:tblPr>
       <w:tcPr>
-        <w:shd w:color="ffffff"/>
-        <w:tcBorders>
-          <w:top w:val="none" w:color="000000" w:sz="4" w:space="0"/>
-          <w:left w:val="none" w:color="000000" w:sz="4" w:space="0"/>
-          <w:bottom w:val="none" w:color="000000" w:sz="4" w:space="0"/>
-          <w:right w:val="none" w:color="000000" w:sz="4" w:space="0"/>
-        </w:tcBorders>
-      </w:tcPr>
-    </w:tblStylePr>
-    <w:tblStylePr w:type="firstRow">
-      <w:rPr>
-        <w:b/>
-        <w:color w:val="404040"/>
-      </w:rPr>
-      <w:pPr>
-        <w:pBdr/>
-        <w:spacing/>
-        <w:ind/>
-      </w:pPr>
-      <w:tblPr>
-        <w:tblBorders/>
-      </w:tblPr>
-      <w:tcPr>
         <w:shd w:val="clear" w:color="ffffff"/>
         <w:tcBorders>
           <w:top w:val="none" w:color="000000" w:sz="4" w:space="0"/>
@@ -9253,30 +9226,7 @@
         </w:tcBorders>
       </w:tcPr>
     </w:tblStylePr>
-    <w:tblStylePr w:type="lastCol">
-      <w:rPr>
-        <w:i/>
-        <w:color w:val="404040"/>
-      </w:rPr>
-      <w:pPr>
-        <w:pBdr/>
-        <w:spacing/>
-        <w:ind/>
-      </w:pPr>
-      <w:tblPr>
-        <w:tblBorders/>
-      </w:tblPr>
-      <w:tcPr>
-        <w:shd w:color="ffffff"/>
-        <w:tcBorders>
-          <w:top w:val="none" w:color="000000" w:sz="4" w:space="0"/>
-          <w:left w:val="none" w:color="000000" w:sz="4" w:space="0"/>
-          <w:bottom w:val="none" w:color="000000" w:sz="4" w:space="0"/>
-          <w:right w:val="none" w:color="000000" w:sz="4" w:space="0"/>
-        </w:tcBorders>
-      </w:tcPr>
-    </w:tblStylePr>
-    <w:tblStylePr w:type="lastRow">
+    <w:tblStylePr w:type="firstRow">
       <w:rPr>
         <w:b/>
         <w:color w:val="404040"/>
@@ -9299,6 +9249,52 @@
         </w:tcBorders>
       </w:tcPr>
     </w:tblStylePr>
+    <w:tblStylePr w:type="lastCol">
+      <w:rPr>
+        <w:i/>
+        <w:color w:val="404040"/>
+      </w:rPr>
+      <w:pPr>
+        <w:pBdr/>
+        <w:spacing/>
+        <w:ind/>
+      </w:pPr>
+      <w:tblPr>
+        <w:tblBorders/>
+      </w:tblPr>
+      <w:tcPr>
+        <w:shd w:val="clear" w:color="ffffff"/>
+        <w:tcBorders>
+          <w:top w:val="none" w:color="000000" w:sz="4" w:space="0"/>
+          <w:left w:val="none" w:color="000000" w:sz="4" w:space="0"/>
+          <w:bottom w:val="none" w:color="000000" w:sz="4" w:space="0"/>
+          <w:right w:val="none" w:color="000000" w:sz="4" w:space="0"/>
+        </w:tcBorders>
+      </w:tcPr>
+    </w:tblStylePr>
+    <w:tblStylePr w:type="lastRow">
+      <w:rPr>
+        <w:b/>
+        <w:color w:val="404040"/>
+      </w:rPr>
+      <w:pPr>
+        <w:pBdr/>
+        <w:spacing/>
+        <w:ind/>
+      </w:pPr>
+      <w:tblPr>
+        <w:tblBorders/>
+      </w:tblPr>
+      <w:tcPr>
+        <w:shd w:val="clear" w:color="ffffff"/>
+        <w:tcBorders>
+          <w:top w:val="none" w:color="000000" w:sz="4" w:space="0"/>
+          <w:left w:val="none" w:color="000000" w:sz="4" w:space="0"/>
+          <w:bottom w:val="none" w:color="000000" w:sz="4" w:space="0"/>
+          <w:right w:val="none" w:color="000000" w:sz="4" w:space="0"/>
+        </w:tcBorders>
+      </w:tcPr>
+    </w:tblStylePr>
     <w:tblStylePr w:type="nwCell">
       <w:pPr>
         <w:pBdr/>
@@ -9365,9 +9361,9 @@
       </w:tcPr>
     </w:tblStylePr>
   </w:style>
-  <w:style w:type="table" w:styleId="40">
+  <w:style w:type="table" w:styleId="736">
     <w:name w:val="Grid Table 4"/>
-    <w:basedOn w:val="11"/>
+    <w:basedOn w:val="707"/>
     <w:uiPriority w:val="59"/>
     <w:pPr>
       <w:pBdr/>
@@ -9598,9 +9594,9 @@
       </w:tcPr>
     </w:tblStylePr>
   </w:style>
-  <w:style w:type="table" w:styleId="41">
+  <w:style w:type="table" w:styleId="737">
     <w:name w:val="Grid Table 4 - Accent 1"/>
-    <w:basedOn w:val="11"/>
+    <w:basedOn w:val="707"/>
     <w:uiPriority w:val="59"/>
     <w:pPr>
       <w:pBdr/>
@@ -9831,9 +9827,9 @@
       </w:tcPr>
     </w:tblStylePr>
   </w:style>
-  <w:style w:type="table" w:styleId="42">
+  <w:style w:type="table" w:styleId="738">
     <w:name w:val="Grid Table 4 - Accent 2"/>
-    <w:basedOn w:val="11"/>
+    <w:basedOn w:val="707"/>
     <w:uiPriority w:val="59"/>
     <w:pPr>
       <w:pBdr/>
@@ -10064,9 +10060,9 @@
       </w:tcPr>
     </w:tblStylePr>
   </w:style>
-  <w:style w:type="table" w:styleId="43">
+  <w:style w:type="table" w:styleId="739">
     <w:name w:val="Grid Table 4 - Accent 3"/>
-    <w:basedOn w:val="11"/>
+    <w:basedOn w:val="707"/>
     <w:uiPriority w:val="59"/>
     <w:pPr>
       <w:pBdr/>
@@ -10297,9 +10293,9 @@
       </w:tcPr>
     </w:tblStylePr>
   </w:style>
-  <w:style w:type="table" w:styleId="44">
+  <w:style w:type="table" w:styleId="740">
     <w:name w:val="Grid Table 4 - Accent 4"/>
-    <w:basedOn w:val="11"/>
+    <w:basedOn w:val="707"/>
     <w:uiPriority w:val="59"/>
     <w:pPr>
       <w:pBdr/>
@@ -10530,9 +10526,9 @@
       </w:tcPr>
     </w:tblStylePr>
   </w:style>
-  <w:style w:type="table" w:styleId="45">
+  <w:style w:type="table" w:styleId="741">
     <w:name w:val="Grid Table 4 - Accent 5"/>
-    <w:basedOn w:val="11"/>
+    <w:basedOn w:val="707"/>
     <w:uiPriority w:val="59"/>
     <w:pPr>
       <w:pBdr/>
@@ -10763,9 +10759,9 @@
       </w:tcPr>
     </w:tblStylePr>
   </w:style>
-  <w:style w:type="table" w:styleId="46">
+  <w:style w:type="table" w:styleId="742">
     <w:name w:val="Grid Table 4 - Accent 6"/>
-    <w:basedOn w:val="11"/>
+    <w:basedOn w:val="707"/>
     <w:uiPriority w:val="59"/>
     <w:pPr>
       <w:pBdr/>
@@ -10996,9 +10992,9 @@
       </w:tcPr>
     </w:tblStylePr>
   </w:style>
-  <w:style w:type="table" w:styleId="47">
+  <w:style w:type="table" w:styleId="743">
     <w:name w:val="Grid Table 5 Dark"/>
-    <w:basedOn w:val="11"/>
+    <w:basedOn w:val="707"/>
     <w:uiPriority w:val="99"/>
     <w:pPr>
       <w:pBdr/>
@@ -11224,9 +11220,9 @@
       </w:tcPr>
     </w:tblStylePr>
   </w:style>
-  <w:style w:type="table" w:styleId="48">
+  <w:style w:type="table" w:styleId="744">
     <w:name w:val="Grid Table 5 Dark- Accent 1"/>
-    <w:basedOn w:val="11"/>
+    <w:basedOn w:val="707"/>
     <w:uiPriority w:val="99"/>
     <w:pPr>
       <w:pBdr/>
@@ -11452,9 +11448,9 @@
       </w:tcPr>
     </w:tblStylePr>
   </w:style>
-  <w:style w:type="table" w:styleId="49">
+  <w:style w:type="table" w:styleId="745">
     <w:name w:val="Grid Table 5 Dark - Accent 2"/>
-    <w:basedOn w:val="11"/>
+    <w:basedOn w:val="707"/>
     <w:uiPriority w:val="99"/>
     <w:pPr>
       <w:pBdr/>
@@ -11680,9 +11676,9 @@
       </w:tcPr>
     </w:tblStylePr>
   </w:style>
-  <w:style w:type="table" w:styleId="50">
+  <w:style w:type="table" w:styleId="746">
     <w:name w:val="Grid Table 5 Dark - Accent 3"/>
-    <w:basedOn w:val="11"/>
+    <w:basedOn w:val="707"/>
     <w:uiPriority w:val="99"/>
     <w:pPr>
       <w:pBdr/>
@@ -11908,9 +11904,9 @@
       </w:tcPr>
     </w:tblStylePr>
   </w:style>
-  <w:style w:type="table" w:styleId="51">
+  <w:style w:type="table" w:styleId="747">
     <w:name w:val="Grid Table 5 Dark- Accent 4"/>
-    <w:basedOn w:val="11"/>
+    <w:basedOn w:val="707"/>
     <w:uiPriority w:val="99"/>
     <w:pPr>
       <w:pBdr/>
@@ -12136,9 +12132,9 @@
       </w:tcPr>
     </w:tblStylePr>
   </w:style>
-  <w:style w:type="table" w:styleId="52">
+  <w:style w:type="table" w:styleId="748">
     <w:name w:val="Grid Table 5 Dark - Accent 5"/>
-    <w:basedOn w:val="11"/>
+    <w:basedOn w:val="707"/>
     <w:uiPriority w:val="99"/>
     <w:pPr>
       <w:pBdr/>
@@ -12364,9 +12360,9 @@
       </w:tcPr>
     </w:tblStylePr>
   </w:style>
-  <w:style w:type="table" w:styleId="53">
+  <w:style w:type="table" w:styleId="749">
     <w:name w:val="Grid Table 5 Dark - Accent 6"/>
-    <w:basedOn w:val="11"/>
+    <w:basedOn w:val="707"/>
     <w:uiPriority w:val="99"/>
     <w:pPr>
       <w:pBdr/>
@@ -12592,9 +12588,9 @@
       </w:tcPr>
     </w:tblStylePr>
   </w:style>
-  <w:style w:type="table" w:styleId="54">
+  <w:style w:type="table" w:styleId="750">
     <w:name w:val="Grid Table 6 Colorful"/>
-    <w:basedOn w:val="11"/>
+    <w:basedOn w:val="707"/>
     <w:uiPriority w:val="99"/>
     <w:pPr>
       <w:pBdr/>
@@ -12822,9 +12818,9 @@
       </w:tcPr>
     </w:tblStylePr>
   </w:style>
-  <w:style w:type="table" w:styleId="55">
+  <w:style w:type="table" w:styleId="751">
     <w:name w:val="Grid Table 6 Colorful - Accent 1"/>
-    <w:basedOn w:val="11"/>
+    <w:basedOn w:val="707"/>
     <w:uiPriority w:val="99"/>
     <w:pPr>
       <w:pBdr/>
@@ -13052,9 +13048,9 @@
       </w:tcPr>
     </w:tblStylePr>
   </w:style>
-  <w:style w:type="table" w:styleId="56">
+  <w:style w:type="table" w:styleId="752">
     <w:name w:val="Grid Table 6 Colorful - Accent 2"/>
-    <w:basedOn w:val="11"/>
+    <w:basedOn w:val="707"/>
     <w:uiPriority w:val="99"/>
     <w:pPr>
       <w:pBdr/>
@@ -13282,9 +13278,9 @@
       </w:tcPr>
     </w:tblStylePr>
   </w:style>
-  <w:style w:type="table" w:styleId="57">
+  <w:style w:type="table" w:styleId="753">
     <w:name w:val="Grid Table 6 Colorful - Accent 3"/>
-    <w:basedOn w:val="11"/>
+    <w:basedOn w:val="707"/>
     <w:uiPriority w:val="99"/>
     <w:pPr>
       <w:pBdr/>
@@ -13512,9 +13508,9 @@
       </w:tcPr>
     </w:tblStylePr>
   </w:style>
-  <w:style w:type="table" w:styleId="58">
+  <w:style w:type="table" w:styleId="754">
     <w:name w:val="Grid Table 6 Colorful - Accent 4"/>
-    <w:basedOn w:val="11"/>
+    <w:basedOn w:val="707"/>
     <w:uiPriority w:val="99"/>
     <w:pPr>
       <w:pBdr/>
@@ -13742,9 +13738,9 @@
       </w:tcPr>
     </w:tblStylePr>
   </w:style>
-  <w:style w:type="table" w:styleId="59">
+  <w:style w:type="table" w:styleId="755">
     <w:name w:val="Grid Table 6 Colorful - Accent 5"/>
-    <w:basedOn w:val="11"/>
+    <w:basedOn w:val="707"/>
     <w:uiPriority w:val="99"/>
     <w:pPr>
       <w:pBdr/>
@@ -13972,9 +13968,9 @@
       </w:tcPr>
     </w:tblStylePr>
   </w:style>
-  <w:style w:type="table" w:styleId="60">
+  <w:style w:type="table" w:styleId="756">
     <w:name w:val="Grid Table 6 Colorful - Accent 6"/>
-    <w:basedOn w:val="11"/>
+    <w:basedOn w:val="707"/>
     <w:uiPriority w:val="99"/>
     <w:pPr>
       <w:pBdr/>
@@ -14202,9 +14198,9 @@
       </w:tcPr>
     </w:tblStylePr>
   </w:style>
-  <w:style w:type="table" w:styleId="61">
+  <w:style w:type="table" w:styleId="757">
     <w:name w:val="Grid Table 7 Colorful"/>
-    <w:basedOn w:val="11"/>
+    <w:basedOn w:val="707"/>
     <w:uiPriority w:val="99"/>
     <w:pPr>
       <w:pBdr/>
@@ -14306,11 +14302,11 @@
         <w:tblBorders/>
       </w:tblPr>
       <w:tcPr>
-        <w:shd w:color="ffffff"/>
+        <w:shd w:val="clear" w:color="ffffff"/>
         <w:tcBorders>
-          <w:top w:val="none"/>
-          <w:left w:val="none"/>
-          <w:bottom w:val="none"/>
+          <w:top w:val="none" w:color="000000" w:sz="4" w:space="0"/>
+          <w:left w:val="none" w:color="000000" w:sz="4" w:space="0"/>
+          <w:bottom w:val="none" w:color="000000" w:sz="4" w:space="0"/>
           <w:right w:val="single" w:color="000000" w:themeColor="text1" w:themeTint="80" w:sz="4" w:space="0"/>
         </w:tcBorders>
       </w:tcPr>
@@ -14333,10 +14329,10 @@
       <w:tcPr>
         <w:shd w:val="clear" w:color="ffffff" w:themeColor="light1" w:fill="ffffff" w:themeFill="light1"/>
         <w:tcBorders>
-          <w:top w:val="none"/>
-          <w:left w:val="none"/>
+          <w:top w:val="none" w:color="000000" w:sz="4" w:space="0"/>
+          <w:left w:val="none" w:color="000000" w:sz="4" w:space="0"/>
           <w:bottom w:val="single" w:color="000000" w:themeColor="text1" w:themeTint="80" w:sz="4" w:space="0"/>
-          <w:right w:val="none"/>
+          <w:right w:val="none" w:color="000000" w:sz="4" w:space="0"/>
         </w:tcBorders>
       </w:tcPr>
     </w:tblStylePr>
@@ -14356,12 +14352,12 @@
         <w:tblBorders/>
       </w:tblPr>
       <w:tcPr>
-        <w:shd w:color="ffffff"/>
+        <w:shd w:val="clear" w:color="ffffff"/>
         <w:tcBorders>
-          <w:top w:val="none"/>
+          <w:top w:val="none" w:color="000000" w:sz="4" w:space="0"/>
           <w:left w:val="single" w:color="000000" w:themeColor="text1" w:themeTint="80" w:sz="4" w:space="0"/>
-          <w:bottom w:val="none"/>
-          <w:right w:val="none"/>
+          <w:bottom w:val="none" w:color="000000" w:sz="4" w:space="0"/>
+          <w:right w:val="none" w:color="000000" w:sz="4" w:space="0"/>
         </w:tcBorders>
       </w:tcPr>
     </w:tblStylePr>
@@ -14384,9 +14380,9 @@
         <w:shd w:val="clear" w:color="ffffff" w:themeColor="light1" w:fill="ffffff" w:themeFill="light1"/>
         <w:tcBorders>
           <w:top w:val="single" w:color="000000" w:themeColor="text1" w:themeTint="80" w:sz="4" w:space="0"/>
-          <w:left w:val="none"/>
-          <w:bottom w:val="none"/>
-          <w:right w:val="none"/>
+          <w:left w:val="none" w:color="000000" w:sz="4" w:space="0"/>
+          <w:bottom w:val="none" w:color="000000" w:sz="4" w:space="0"/>
+          <w:right w:val="none" w:color="000000" w:sz="4" w:space="0"/>
         </w:tcBorders>
       </w:tcPr>
     </w:tblStylePr>
@@ -14456,9 +14452,9 @@
       </w:tcPr>
     </w:tblStylePr>
   </w:style>
-  <w:style w:type="table" w:styleId="62">
+  <w:style w:type="table" w:styleId="758">
     <w:name w:val="Grid Table 7 Colorful - Accent 1"/>
-    <w:basedOn w:val="11"/>
+    <w:basedOn w:val="707"/>
     <w:uiPriority w:val="99"/>
     <w:pPr>
       <w:pBdr/>
@@ -14560,11 +14556,11 @@
         <w:tblBorders/>
       </w:tblPr>
       <w:tcPr>
-        <w:shd w:color="ffffff"/>
+        <w:shd w:val="clear" w:color="ffffff"/>
         <w:tcBorders>
-          <w:top w:val="none"/>
-          <w:left w:val="none"/>
-          <w:bottom w:val="none"/>
+          <w:top w:val="none" w:color="000000" w:sz="4" w:space="0"/>
+          <w:left w:val="none" w:color="000000" w:sz="4" w:space="0"/>
+          <w:bottom w:val="none" w:color="000000" w:sz="4" w:space="0"/>
           <w:right w:val="single" w:color="000000" w:themeColor="accent1" w:themeTint="80" w:sz="4" w:space="0"/>
         </w:tcBorders>
       </w:tcPr>
@@ -14587,10 +14583,10 @@
       <w:tcPr>
         <w:shd w:val="clear" w:color="ffffff" w:themeColor="light1" w:fill="ffffff" w:themeFill="light1"/>
         <w:tcBorders>
-          <w:top w:val="none"/>
-          <w:left w:val="none"/>
+          <w:top w:val="none" w:color="000000" w:sz="4" w:space="0"/>
+          <w:left w:val="none" w:color="000000" w:sz="4" w:space="0"/>
           <w:bottom w:val="single" w:color="000000" w:themeColor="accent1" w:themeTint="80" w:sz="4" w:space="0"/>
-          <w:right w:val="none"/>
+          <w:right w:val="none" w:color="000000" w:sz="4" w:space="0"/>
         </w:tcBorders>
       </w:tcPr>
     </w:tblStylePr>
@@ -14610,12 +14606,12 @@
         <w:tblBorders/>
       </w:tblPr>
       <w:tcPr>
-        <w:shd w:color="ffffff"/>
+        <w:shd w:val="clear" w:color="ffffff"/>
         <w:tcBorders>
-          <w:top w:val="none"/>
+          <w:top w:val="none" w:color="000000" w:sz="4" w:space="0"/>
           <w:left w:val="single" w:color="000000" w:themeColor="accent1" w:themeTint="80" w:sz="4" w:space="0"/>
-          <w:bottom w:val="none"/>
-          <w:right w:val="none"/>
+          <w:bottom w:val="none" w:color="000000" w:sz="4" w:space="0"/>
+          <w:right w:val="none" w:color="000000" w:sz="4" w:space="0"/>
         </w:tcBorders>
       </w:tcPr>
     </w:tblStylePr>
@@ -14638,9 +14634,9 @@
         <w:shd w:val="clear" w:color="ffffff" w:themeColor="light1" w:fill="ffffff" w:themeFill="light1"/>
         <w:tcBorders>
           <w:top w:val="single" w:color="000000" w:themeColor="accent1" w:themeTint="80" w:sz="4" w:space="0"/>
-          <w:left w:val="none"/>
-          <w:bottom w:val="none"/>
-          <w:right w:val="none"/>
+          <w:left w:val="none" w:color="000000" w:sz="4" w:space="0"/>
+          <w:bottom w:val="none" w:color="000000" w:sz="4" w:space="0"/>
+          <w:right w:val="none" w:color="000000" w:sz="4" w:space="0"/>
         </w:tcBorders>
       </w:tcPr>
     </w:tblStylePr>
@@ -14710,9 +14706,9 @@
       </w:tcPr>
     </w:tblStylePr>
   </w:style>
-  <w:style w:type="table" w:styleId="63">
+  <w:style w:type="table" w:styleId="759">
     <w:name w:val="Grid Table 7 Colorful - Accent 2"/>
-    <w:basedOn w:val="11"/>
+    <w:basedOn w:val="707"/>
     <w:uiPriority w:val="99"/>
     <w:pPr>
       <w:pBdr/>
@@ -14814,11 +14810,11 @@
         <w:tblBorders/>
       </w:tblPr>
       <w:tcPr>
-        <w:shd w:color="ffffff"/>
+        <w:shd w:val="clear" w:color="ffffff"/>
         <w:tcBorders>
-          <w:top w:val="none"/>
-          <w:left w:val="none"/>
-          <w:bottom w:val="none"/>
+          <w:top w:val="none" w:color="000000" w:sz="4" w:space="0"/>
+          <w:left w:val="none" w:color="000000" w:sz="4" w:space="0"/>
+          <w:bottom w:val="none" w:color="000000" w:sz="4" w:space="0"/>
           <w:right w:val="single" w:color="000000" w:themeColor="accent2" w:themeTint="97" w:sz="4" w:space="0"/>
         </w:tcBorders>
       </w:tcPr>
@@ -14841,10 +14837,10 @@
       <w:tcPr>
         <w:shd w:val="clear" w:color="ffffff" w:themeColor="light1" w:fill="ffffff" w:themeFill="light1"/>
         <w:tcBorders>
-          <w:top w:val="none"/>
-          <w:left w:val="none"/>
+          <w:top w:val="none" w:color="000000" w:sz="4" w:space="0"/>
+          <w:left w:val="none" w:color="000000" w:sz="4" w:space="0"/>
           <w:bottom w:val="single" w:color="000000" w:themeColor="accent2" w:themeTint="97" w:sz="4" w:space="0"/>
-          <w:right w:val="none"/>
+          <w:right w:val="none" w:color="000000" w:sz="4" w:space="0"/>
         </w:tcBorders>
       </w:tcPr>
     </w:tblStylePr>
@@ -14864,12 +14860,12 @@
         <w:tblBorders/>
       </w:tblPr>
       <w:tcPr>
-        <w:shd w:color="ffffff"/>
+        <w:shd w:val="clear" w:color="ffffff"/>
         <w:tcBorders>
-          <w:top w:val="none"/>
+          <w:top w:val="none" w:color="000000" w:sz="4" w:space="0"/>
           <w:left w:val="single" w:color="000000" w:themeColor="accent2" w:themeTint="97" w:sz="4" w:space="0"/>
-          <w:bottom w:val="none"/>
-          <w:right w:val="none"/>
+          <w:bottom w:val="none" w:color="000000" w:sz="4" w:space="0"/>
+          <w:right w:val="none" w:color="000000" w:sz="4" w:space="0"/>
         </w:tcBorders>
       </w:tcPr>
     </w:tblStylePr>
@@ -14892,9 +14888,9 @@
         <w:shd w:val="clear" w:color="ffffff" w:themeColor="light1" w:fill="ffffff" w:themeFill="light1"/>
         <w:tcBorders>
           <w:top w:val="single" w:color="000000" w:themeColor="accent2" w:themeTint="97" w:sz="4" w:space="0"/>
-          <w:left w:val="none"/>
-          <w:bottom w:val="none"/>
-          <w:right w:val="none"/>
+          <w:left w:val="none" w:color="000000" w:sz="4" w:space="0"/>
+          <w:bottom w:val="none" w:color="000000" w:sz="4" w:space="0"/>
+          <w:right w:val="none" w:color="000000" w:sz="4" w:space="0"/>
         </w:tcBorders>
       </w:tcPr>
     </w:tblStylePr>
@@ -14964,9 +14960,9 @@
       </w:tcPr>
     </w:tblStylePr>
   </w:style>
-  <w:style w:type="table" w:styleId="64">
+  <w:style w:type="table" w:styleId="760">
     <w:name w:val="Grid Table 7 Colorful - Accent 3"/>
-    <w:basedOn w:val="11"/>
+    <w:basedOn w:val="707"/>
     <w:uiPriority w:val="99"/>
     <w:pPr>
       <w:pBdr/>
@@ -15068,11 +15064,11 @@
         <w:tblBorders/>
       </w:tblPr>
       <w:tcPr>
-        <w:shd w:color="ffffff"/>
+        <w:shd w:val="clear" w:color="ffffff"/>
         <w:tcBorders>
-          <w:top w:val="none"/>
-          <w:left w:val="none"/>
-          <w:bottom w:val="none"/>
+          <w:top w:val="none" w:color="000000" w:sz="4" w:space="0"/>
+          <w:left w:val="none" w:color="000000" w:sz="4" w:space="0"/>
+          <w:bottom w:val="none" w:color="000000" w:sz="4" w:space="0"/>
           <w:right w:val="single" w:color="000000" w:themeColor="accent3" w:themeTint="FE" w:sz="4" w:space="0"/>
         </w:tcBorders>
       </w:tcPr>
@@ -15095,10 +15091,10 @@
       <w:tcPr>
         <w:shd w:val="clear" w:color="ffffff" w:themeColor="light1" w:fill="ffffff" w:themeFill="light1"/>
         <w:tcBorders>
-          <w:top w:val="none"/>
-          <w:left w:val="none"/>
+          <w:top w:val="none" w:color="000000" w:sz="4" w:space="0"/>
+          <w:left w:val="none" w:color="000000" w:sz="4" w:space="0"/>
           <w:bottom w:val="single" w:color="000000" w:themeColor="accent3" w:themeTint="FE" w:sz="4" w:space="0"/>
-          <w:right w:val="none"/>
+          <w:right w:val="none" w:color="000000" w:sz="4" w:space="0"/>
         </w:tcBorders>
       </w:tcPr>
     </w:tblStylePr>
@@ -15118,12 +15114,12 @@
         <w:tblBorders/>
       </w:tblPr>
       <w:tcPr>
-        <w:shd w:color="ffffff"/>
+        <w:shd w:val="clear" w:color="ffffff"/>
         <w:tcBorders>
-          <w:top w:val="none"/>
+          <w:top w:val="none" w:color="000000" w:sz="4" w:space="0"/>
           <w:left w:val="single" w:color="000000" w:themeColor="accent3" w:themeTint="FE" w:sz="4" w:space="0"/>
-          <w:bottom w:val="none"/>
-          <w:right w:val="none"/>
+          <w:bottom w:val="none" w:color="000000" w:sz="4" w:space="0"/>
+          <w:right w:val="none" w:color="000000" w:sz="4" w:space="0"/>
         </w:tcBorders>
       </w:tcPr>
     </w:tblStylePr>
@@ -15146,9 +15142,9 @@
         <w:shd w:val="clear" w:color="ffffff" w:themeColor="light1" w:fill="ffffff" w:themeFill="light1"/>
         <w:tcBorders>
           <w:top w:val="single" w:color="000000" w:themeColor="accent3" w:themeTint="FE" w:sz="4" w:space="0"/>
-          <w:left w:val="none"/>
-          <w:bottom w:val="none"/>
-          <w:right w:val="none"/>
+          <w:left w:val="none" w:color="000000" w:sz="4" w:space="0"/>
+          <w:bottom w:val="none" w:color="000000" w:sz="4" w:space="0"/>
+          <w:right w:val="none" w:color="000000" w:sz="4" w:space="0"/>
         </w:tcBorders>
       </w:tcPr>
     </w:tblStylePr>
@@ -15218,9 +15214,9 @@
       </w:tcPr>
     </w:tblStylePr>
   </w:style>
-  <w:style w:type="table" w:styleId="65">
+  <w:style w:type="table" w:styleId="761">
     <w:name w:val="Grid Table 7 Colorful - Accent 4"/>
-    <w:basedOn w:val="11"/>
+    <w:basedOn w:val="707"/>
     <w:uiPriority w:val="99"/>
     <w:pPr>
       <w:pBdr/>
@@ -15322,11 +15318,11 @@
         <w:tblBorders/>
       </w:tblPr>
       <w:tcPr>
-        <w:shd w:color="ffffff"/>
+        <w:shd w:val="clear" w:color="ffffff"/>
         <w:tcBorders>
-          <w:top w:val="none"/>
-          <w:left w:val="none"/>
-          <w:bottom w:val="none"/>
+          <w:top w:val="none" w:color="000000" w:sz="4" w:space="0"/>
+          <w:left w:val="none" w:color="000000" w:sz="4" w:space="0"/>
+          <w:bottom w:val="none" w:color="000000" w:sz="4" w:space="0"/>
           <w:right w:val="single" w:color="000000" w:themeColor="accent4" w:themeTint="9A" w:sz="4" w:space="0"/>
         </w:tcBorders>
       </w:tcPr>
@@ -15349,10 +15345,10 @@
       <w:tcPr>
         <w:shd w:val="clear" w:color="ffffff" w:themeColor="light1" w:fill="ffffff" w:themeFill="light1"/>
         <w:tcBorders>
-          <w:top w:val="none"/>
-          <w:left w:val="none"/>
+          <w:top w:val="none" w:color="000000" w:sz="4" w:space="0"/>
+          <w:left w:val="none" w:color="000000" w:sz="4" w:space="0"/>
           <w:bottom w:val="single" w:color="000000" w:themeColor="accent4" w:themeTint="9A" w:sz="4" w:space="0"/>
-          <w:right w:val="none"/>
+          <w:right w:val="none" w:color="000000" w:sz="4" w:space="0"/>
         </w:tcBorders>
       </w:tcPr>
     </w:tblStylePr>
@@ -15372,12 +15368,12 @@
         <w:tblBorders/>
       </w:tblPr>
       <w:tcPr>
-        <w:shd w:color="ffffff"/>
+        <w:shd w:val="clear" w:color="ffffff"/>
         <w:tcBorders>
-          <w:top w:val="none"/>
+          <w:top w:val="none" w:color="000000" w:sz="4" w:space="0"/>
           <w:left w:val="single" w:color="000000" w:themeColor="accent4" w:themeTint="9A" w:sz="4" w:space="0"/>
-          <w:bottom w:val="none"/>
-          <w:right w:val="none"/>
+          <w:bottom w:val="none" w:color="000000" w:sz="4" w:space="0"/>
+          <w:right w:val="none" w:color="000000" w:sz="4" w:space="0"/>
         </w:tcBorders>
       </w:tcPr>
     </w:tblStylePr>
@@ -15400,9 +15396,9 @@
         <w:shd w:val="clear" w:color="ffffff" w:themeColor="light1" w:fill="ffffff" w:themeFill="light1"/>
         <w:tcBorders>
           <w:top w:val="single" w:color="000000" w:themeColor="accent4" w:themeTint="9A" w:sz="4" w:space="0"/>
-          <w:left w:val="none"/>
-          <w:bottom w:val="none"/>
-          <w:right w:val="none"/>
+          <w:left w:val="none" w:color="000000" w:sz="4" w:space="0"/>
+          <w:bottom w:val="none" w:color="000000" w:sz="4" w:space="0"/>
+          <w:right w:val="none" w:color="000000" w:sz="4" w:space="0"/>
         </w:tcBorders>
       </w:tcPr>
     </w:tblStylePr>
@@ -15472,9 +15468,9 @@
       </w:tcPr>
     </w:tblStylePr>
   </w:style>
-  <w:style w:type="table" w:styleId="66">
+  <w:style w:type="table" w:styleId="762">
     <w:name w:val="Grid Table 7 Colorful - Accent 5"/>
-    <w:basedOn w:val="11"/>
+    <w:basedOn w:val="707"/>
     <w:uiPriority w:val="99"/>
     <w:pPr>
       <w:pBdr/>
@@ -15576,11 +15572,11 @@
         <w:tblBorders/>
       </w:tblPr>
       <w:tcPr>
-        <w:shd w:color="ffffff"/>
+        <w:shd w:val="clear" w:color="ffffff"/>
         <w:tcBorders>
-          <w:top w:val="none"/>
-          <w:left w:val="none"/>
-          <w:bottom w:val="none"/>
+          <w:top w:val="none" w:color="000000" w:sz="4" w:space="0"/>
+          <w:left w:val="none" w:color="000000" w:sz="4" w:space="0"/>
+          <w:bottom w:val="none" w:color="000000" w:sz="4" w:space="0"/>
           <w:right w:val="single" w:color="000000" w:themeColor="accent5" w:themeTint="90" w:sz="4" w:space="0"/>
         </w:tcBorders>
       </w:tcPr>
@@ -15603,10 +15599,10 @@
       <w:tcPr>
         <w:shd w:val="clear" w:color="ffffff" w:themeColor="light1" w:fill="ffffff" w:themeFill="light1"/>
         <w:tcBorders>
-          <w:top w:val="none"/>
-          <w:left w:val="none"/>
+          <w:top w:val="none" w:color="000000" w:sz="4" w:space="0"/>
+          <w:left w:val="none" w:color="000000" w:sz="4" w:space="0"/>
           <w:bottom w:val="single" w:color="000000" w:themeColor="accent5" w:themeTint="90" w:sz="4" w:space="0"/>
-          <w:right w:val="none"/>
+          <w:right w:val="none" w:color="000000" w:sz="4" w:space="0"/>
         </w:tcBorders>
       </w:tcPr>
     </w:tblStylePr>
@@ -15626,12 +15622,12 @@
         <w:tblBorders/>
       </w:tblPr>
       <w:tcPr>
-        <w:shd w:color="ffffff"/>
+        <w:shd w:val="clear" w:color="ffffff"/>
         <w:tcBorders>
-          <w:top w:val="none"/>
+          <w:top w:val="none" w:color="000000" w:sz="4" w:space="0"/>
           <w:left w:val="single" w:color="000000" w:themeColor="accent5" w:themeTint="90" w:sz="4" w:space="0"/>
-          <w:bottom w:val="none"/>
-          <w:right w:val="none"/>
+          <w:bottom w:val="none" w:color="000000" w:sz="4" w:space="0"/>
+          <w:right w:val="none" w:color="000000" w:sz="4" w:space="0"/>
         </w:tcBorders>
       </w:tcPr>
     </w:tblStylePr>
@@ -15654,9 +15650,9 @@
         <w:shd w:val="clear" w:color="ffffff" w:themeColor="light1" w:fill="ffffff" w:themeFill="light1"/>
         <w:tcBorders>
           <w:top w:val="single" w:color="000000" w:themeColor="accent5" w:themeTint="90" w:sz="4" w:space="0"/>
-          <w:left w:val="none"/>
-          <w:bottom w:val="none"/>
-          <w:right w:val="none"/>
+          <w:left w:val="none" w:color="000000" w:sz="4" w:space="0"/>
+          <w:bottom w:val="none" w:color="000000" w:sz="4" w:space="0"/>
+          <w:right w:val="none" w:color="000000" w:sz="4" w:space="0"/>
         </w:tcBorders>
       </w:tcPr>
     </w:tblStylePr>
@@ -15726,9 +15722,9 @@
       </w:tcPr>
     </w:tblStylePr>
   </w:style>
-  <w:style w:type="table" w:styleId="67">
+  <w:style w:type="table" w:styleId="763">
     <w:name w:val="Grid Table 7 Colorful - Accent 6"/>
-    <w:basedOn w:val="11"/>
+    <w:basedOn w:val="707"/>
     <w:uiPriority w:val="99"/>
     <w:pPr>
       <w:pBdr/>
@@ -15830,11 +15826,11 @@
         <w:tblBorders/>
       </w:tblPr>
       <w:tcPr>
-        <w:shd w:color="ffffff"/>
+        <w:shd w:val="clear" w:color="ffffff"/>
         <w:tcBorders>
-          <w:top w:val="none"/>
-          <w:left w:val="none"/>
-          <w:bottom w:val="none"/>
+          <w:top w:val="none" w:color="000000" w:sz="4" w:space="0"/>
+          <w:left w:val="none" w:color="000000" w:sz="4" w:space="0"/>
+          <w:bottom w:val="none" w:color="000000" w:sz="4" w:space="0"/>
           <w:right w:val="single" w:color="000000" w:themeColor="accent6" w:themeTint="90" w:sz="4" w:space="0"/>
         </w:tcBorders>
       </w:tcPr>
@@ -15857,10 +15853,10 @@
       <w:tcPr>
         <w:shd w:val="clear" w:color="ffffff" w:themeColor="light1" w:fill="ffffff" w:themeFill="light1"/>
         <w:tcBorders>
-          <w:top w:val="none"/>
-          <w:left w:val="none"/>
+          <w:top w:val="none" w:color="000000" w:sz="4" w:space="0"/>
+          <w:left w:val="none" w:color="000000" w:sz="4" w:space="0"/>
           <w:bottom w:val="single" w:color="000000" w:themeColor="accent6" w:themeTint="90" w:sz="4" w:space="0"/>
-          <w:right w:val="none"/>
+          <w:right w:val="none" w:color="000000" w:sz="4" w:space="0"/>
         </w:tcBorders>
       </w:tcPr>
     </w:tblStylePr>
@@ -15880,12 +15876,12 @@
         <w:tblBorders/>
       </w:tblPr>
       <w:tcPr>
-        <w:shd w:color="ffffff"/>
+        <w:shd w:val="clear" w:color="ffffff"/>
         <w:tcBorders>
-          <w:top w:val="none"/>
+          <w:top w:val="none" w:color="000000" w:sz="4" w:space="0"/>
           <w:left w:val="single" w:color="000000" w:themeColor="accent6" w:themeTint="90" w:sz="4" w:space="0"/>
-          <w:bottom w:val="none"/>
-          <w:right w:val="none"/>
+          <w:bottom w:val="none" w:color="000000" w:sz="4" w:space="0"/>
+          <w:right w:val="none" w:color="000000" w:sz="4" w:space="0"/>
         </w:tcBorders>
       </w:tcPr>
     </w:tblStylePr>
@@ -15908,9 +15904,9 @@
         <w:shd w:val="clear" w:color="ffffff" w:themeColor="light1" w:fill="ffffff" w:themeFill="light1"/>
         <w:tcBorders>
           <w:top w:val="single" w:color="000000" w:themeColor="accent6" w:themeTint="90" w:sz="4" w:space="0"/>
-          <w:left w:val="none"/>
-          <w:bottom w:val="none"/>
-          <w:right w:val="none"/>
+          <w:left w:val="none" w:color="000000" w:sz="4" w:space="0"/>
+          <w:bottom w:val="none" w:color="000000" w:sz="4" w:space="0"/>
+          <w:right w:val="none" w:color="000000" w:sz="4" w:space="0"/>
         </w:tcBorders>
       </w:tcPr>
     </w:tblStylePr>
@@ -15980,9 +15976,9 @@
       </w:tcPr>
     </w:tblStylePr>
   </w:style>
-  <w:style w:type="table" w:styleId="68">
+  <w:style w:type="table" w:styleId="764">
     <w:name w:val="List Table 1 Light"/>
-    <w:basedOn w:val="11"/>
+    <w:basedOn w:val="707"/>
     <w:uiPriority w:val="99"/>
     <w:pPr>
       <w:pBdr/>
@@ -16196,9 +16192,9 @@
       </w:tcPr>
     </w:tblStylePr>
   </w:style>
-  <w:style w:type="table" w:styleId="69">
+  <w:style w:type="table" w:styleId="765">
     <w:name w:val="List Table 1 Light - Accent 1"/>
-    <w:basedOn w:val="11"/>
+    <w:basedOn w:val="707"/>
     <w:uiPriority w:val="99"/>
     <w:pPr>
       <w:pBdr/>
@@ -16412,9 +16408,9 @@
       </w:tcPr>
     </w:tblStylePr>
   </w:style>
-  <w:style w:type="table" w:styleId="70">
+  <w:style w:type="table" w:styleId="766">
     <w:name w:val="List Table 1 Light - Accent 2"/>
-    <w:basedOn w:val="11"/>
+    <w:basedOn w:val="707"/>
     <w:uiPriority w:val="99"/>
     <w:pPr>
       <w:pBdr/>
@@ -16628,9 +16624,9 @@
       </w:tcPr>
     </w:tblStylePr>
   </w:style>
-  <w:style w:type="table" w:styleId="71">
+  <w:style w:type="table" w:styleId="767">
     <w:name w:val="List Table 1 Light - Accent 3"/>
-    <w:basedOn w:val="11"/>
+    <w:basedOn w:val="707"/>
     <w:uiPriority w:val="99"/>
     <w:pPr>
       <w:pBdr/>
@@ -16844,9 +16840,9 @@
       </w:tcPr>
     </w:tblStylePr>
   </w:style>
-  <w:style w:type="table" w:styleId="72">
+  <w:style w:type="table" w:styleId="768">
     <w:name w:val="List Table 1 Light - Accent 4"/>
-    <w:basedOn w:val="11"/>
+    <w:basedOn w:val="707"/>
     <w:uiPriority w:val="99"/>
     <w:pPr>
       <w:pBdr/>
@@ -17060,9 +17056,9 @@
       </w:tcPr>
     </w:tblStylePr>
   </w:style>
-  <w:style w:type="table" w:styleId="73">
+  <w:style w:type="table" w:styleId="769">
     <w:name w:val="List Table 1 Light - Accent 5"/>
-    <w:basedOn w:val="11"/>
+    <w:basedOn w:val="707"/>
     <w:uiPriority w:val="99"/>
     <w:pPr>
       <w:pBdr/>
@@ -17276,9 +17272,9 @@
       </w:tcPr>
     </w:tblStylePr>
   </w:style>
-  <w:style w:type="table" w:styleId="74">
+  <w:style w:type="table" w:styleId="770">
     <w:name w:val="List Table 1 Light - Accent 6"/>
-    <w:basedOn w:val="11"/>
+    <w:basedOn w:val="707"/>
     <w:uiPriority w:val="99"/>
     <w:pPr>
       <w:pBdr/>
@@ -17492,9 +17488,9 @@
       </w:tcPr>
     </w:tblStylePr>
   </w:style>
-  <w:style w:type="table" w:styleId="75">
+  <w:style w:type="table" w:styleId="771">
     <w:name w:val="List Table 2"/>
-    <w:basedOn w:val="11"/>
+    <w:basedOn w:val="707"/>
     <w:uiPriority w:val="99"/>
     <w:pPr>
       <w:pBdr/>
@@ -17730,9 +17726,9 @@
       </w:tcPr>
     </w:tblStylePr>
   </w:style>
-  <w:style w:type="table" w:styleId="76">
+  <w:style w:type="table" w:styleId="772">
     <w:name w:val="List Table 2 - Accent 1"/>
-    <w:basedOn w:val="11"/>
+    <w:basedOn w:val="707"/>
     <w:uiPriority w:val="99"/>
     <w:pPr>
       <w:pBdr/>
@@ -17968,9 +17964,9 @@
       </w:tcPr>
     </w:tblStylePr>
   </w:style>
-  <w:style w:type="table" w:styleId="77">
+  <w:style w:type="table" w:styleId="773">
     <w:name w:val="List Table 2 - Accent 2"/>
-    <w:basedOn w:val="11"/>
+    <w:basedOn w:val="707"/>
     <w:uiPriority w:val="99"/>
     <w:pPr>
       <w:pBdr/>
@@ -18206,9 +18202,9 @@
       </w:tcPr>
     </w:tblStylePr>
   </w:style>
-  <w:style w:type="table" w:styleId="78">
+  <w:style w:type="table" w:styleId="774">
     <w:name w:val="List Table 2 - Accent 3"/>
-    <w:basedOn w:val="11"/>
+    <w:basedOn w:val="707"/>
     <w:uiPriority w:val="99"/>
     <w:pPr>
       <w:pBdr/>
@@ -18444,9 +18440,9 @@
       </w:tcPr>
     </w:tblStylePr>
   </w:style>
-  <w:style w:type="table" w:styleId="79">
+  <w:style w:type="table" w:styleId="775">
     <w:name w:val="List Table 2 - Accent 4"/>
-    <w:basedOn w:val="11"/>
+    <w:basedOn w:val="707"/>
     <w:uiPriority w:val="99"/>
     <w:pPr>
       <w:pBdr/>
@@ -18682,9 +18678,9 @@
       </w:tcPr>
     </w:tblStylePr>
   </w:style>
-  <w:style w:type="table" w:styleId="80">
+  <w:style w:type="table" w:styleId="776">
     <w:name w:val="List Table 2 - Accent 5"/>
-    <w:basedOn w:val="11"/>
+    <w:basedOn w:val="707"/>
     <w:uiPriority w:val="99"/>
     <w:pPr>
       <w:pBdr/>
@@ -18920,9 +18916,9 @@
       </w:tcPr>
     </w:tblStylePr>
   </w:style>
-  <w:style w:type="table" w:styleId="81">
+  <w:style w:type="table" w:styleId="777">
     <w:name w:val="List Table 2 - Accent 6"/>
-    <w:basedOn w:val="11"/>
+    <w:basedOn w:val="707"/>
     <w:uiPriority w:val="99"/>
     <w:pPr>
       <w:pBdr/>
@@ -19158,9 +19154,9 @@
       </w:tcPr>
     </w:tblStylePr>
   </w:style>
-  <w:style w:type="table" w:styleId="82">
+  <w:style w:type="table" w:styleId="778">
     <w:name w:val="List Table 3"/>
-    <w:basedOn w:val="11"/>
+    <w:basedOn w:val="707"/>
     <w:uiPriority w:val="99"/>
     <w:pPr>
       <w:pBdr/>
@@ -19386,9 +19382,9 @@
       </w:tcPr>
     </w:tblStylePr>
   </w:style>
-  <w:style w:type="table" w:styleId="83">
+  <w:style w:type="table" w:styleId="779">
     <w:name w:val="List Table 3 - Accent 1"/>
-    <w:basedOn w:val="11"/>
+    <w:basedOn w:val="707"/>
     <w:uiPriority w:val="99"/>
     <w:pPr>
       <w:pBdr/>
@@ -19614,9 +19610,9 @@
       </w:tcPr>
     </w:tblStylePr>
   </w:style>
-  <w:style w:type="table" w:styleId="84">
+  <w:style w:type="table" w:styleId="780">
     <w:name w:val="List Table 3 - Accent 2"/>
-    <w:basedOn w:val="11"/>
+    <w:basedOn w:val="707"/>
     <w:uiPriority w:val="99"/>
     <w:pPr>
       <w:pBdr/>
@@ -19842,9 +19838,9 @@
       </w:tcPr>
     </w:tblStylePr>
   </w:style>
-  <w:style w:type="table" w:styleId="85">
+  <w:style w:type="table" w:styleId="781">
     <w:name w:val="List Table 3 - Accent 3"/>
-    <w:basedOn w:val="11"/>
+    <w:basedOn w:val="707"/>
     <w:uiPriority w:val="99"/>
     <w:pPr>
       <w:pBdr/>
@@ -20070,9 +20066,9 @@
       </w:tcPr>
     </w:tblStylePr>
   </w:style>
-  <w:style w:type="table" w:styleId="86">
+  <w:style w:type="table" w:styleId="782">
     <w:name w:val="List Table 3 - Accent 4"/>
-    <w:basedOn w:val="11"/>
+    <w:basedOn w:val="707"/>
     <w:uiPriority w:val="99"/>
     <w:pPr>
       <w:pBdr/>
@@ -20298,9 +20294,9 @@
       </w:tcPr>
     </w:tblStylePr>
   </w:style>
-  <w:style w:type="table" w:styleId="87">
+  <w:style w:type="table" w:styleId="783">
     <w:name w:val="List Table 3 - Accent 5"/>
-    <w:basedOn w:val="11"/>
+    <w:basedOn w:val="707"/>
     <w:uiPriority w:val="99"/>
     <w:pPr>
       <w:pBdr/>
@@ -20526,9 +20522,9 @@
       </w:tcPr>
     </w:tblStylePr>
   </w:style>
-  <w:style w:type="table" w:styleId="88">
+  <w:style w:type="table" w:styleId="784">
     <w:name w:val="List Table 3 - Accent 6"/>
-    <w:basedOn w:val="11"/>
+    <w:basedOn w:val="707"/>
     <w:uiPriority w:val="99"/>
     <w:pPr>
       <w:pBdr/>
@@ -20754,9 +20750,9 @@
       </w:tcPr>
     </w:tblStylePr>
   </w:style>
-  <w:style w:type="table" w:styleId="89">
+  <w:style w:type="table" w:styleId="785">
     <w:name w:val="List Table 4"/>
-    <w:basedOn w:val="11"/>
+    <w:basedOn w:val="707"/>
     <w:uiPriority w:val="99"/>
     <w:pPr>
       <w:pBdr/>
@@ -20979,9 +20975,9 @@
       </w:tcPr>
     </w:tblStylePr>
   </w:style>
-  <w:style w:type="table" w:styleId="90">
+  <w:style w:type="table" w:styleId="786">
     <w:name w:val="List Table 4 - Accent 1"/>
-    <w:basedOn w:val="11"/>
+    <w:basedOn w:val="707"/>
     <w:uiPriority w:val="99"/>
     <w:pPr>
       <w:pBdr/>
@@ -21204,9 +21200,9 @@
       </w:tcPr>
     </w:tblStylePr>
   </w:style>
-  <w:style w:type="table" w:styleId="91">
+  <w:style w:type="table" w:styleId="787">
     <w:name w:val="List Table 4 - Accent 2"/>
-    <w:basedOn w:val="11"/>
+    <w:basedOn w:val="707"/>
     <w:uiPriority w:val="99"/>
     <w:pPr>
       <w:pBdr/>
@@ -21429,9 +21425,9 @@
       </w:tcPr>
     </w:tblStylePr>
   </w:style>
-  <w:style w:type="table" w:styleId="92">
+  <w:style w:type="table" w:styleId="788">
     <w:name w:val="List Table 4 - Accent 3"/>
-    <w:basedOn w:val="11"/>
+    <w:basedOn w:val="707"/>
     <w:uiPriority w:val="99"/>
     <w:pPr>
       <w:pBdr/>
@@ -21654,9 +21650,9 @@
       </w:tcPr>
     </w:tblStylePr>
   </w:style>
-  <w:style w:type="table" w:styleId="93">
+  <w:style w:type="table" w:styleId="789">
     <w:name w:val="List Table 4 - Accent 4"/>
-    <w:basedOn w:val="11"/>
+    <w:basedOn w:val="707"/>
     <w:uiPriority w:val="99"/>
     <w:pPr>
       <w:pBdr/>
@@ -21879,9 +21875,9 @@
       </w:tcPr>
     </w:tblStylePr>
   </w:style>
-  <w:style w:type="table" w:styleId="94">
+  <w:style w:type="table" w:styleId="790">
     <w:name w:val="List Table 4 - Accent 5"/>
-    <w:basedOn w:val="11"/>
+    <w:basedOn w:val="707"/>
     <w:uiPriority w:val="99"/>
     <w:pPr>
       <w:pBdr/>
@@ -22104,9 +22100,9 @@
       </w:tcPr>
     </w:tblStylePr>
   </w:style>
-  <w:style w:type="table" w:styleId="95">
+  <w:style w:type="table" w:styleId="791">
     <w:name w:val="List Table 4 - Accent 6"/>
-    <w:basedOn w:val="11"/>
+    <w:basedOn w:val="707"/>
     <w:uiPriority w:val="99"/>
     <w:pPr>
       <w:pBdr/>
@@ -22329,9 +22325,9 @@
       </w:tcPr>
     </w:tblStylePr>
   </w:style>
-  <w:style w:type="table" w:styleId="96">
+  <w:style w:type="table" w:styleId="792">
     <w:name w:val="List Table 5 Dark"/>
-    <w:basedOn w:val="11"/>
+    <w:basedOn w:val="707"/>
     <w:uiPriority w:val="99"/>
     <w:pPr>
       <w:pBdr/>
@@ -22571,9 +22567,9 @@
       </w:tcPr>
     </w:tblStylePr>
   </w:style>
-  <w:style w:type="table" w:styleId="97">
+  <w:style w:type="table" w:styleId="793">
     <w:name w:val="List Table 5 Dark - Accent 1"/>
-    <w:basedOn w:val="11"/>
+    <w:basedOn w:val="707"/>
     <w:uiPriority w:val="99"/>
     <w:pPr>
       <w:pBdr/>
@@ -22813,9 +22809,9 @@
       </w:tcPr>
     </w:tblStylePr>
   </w:style>
-  <w:style w:type="table" w:styleId="98">
+  <w:style w:type="table" w:styleId="794">
     <w:name w:val="List Table 5 Dark - Accent 2"/>
-    <w:basedOn w:val="11"/>
+    <w:basedOn w:val="707"/>
     <w:uiPriority w:val="99"/>
     <w:pPr>
       <w:pBdr/>
@@ -23055,9 +23051,9 @@
       </w:tcPr>
     </w:tblStylePr>
   </w:style>
-  <w:style w:type="table" w:styleId="99">
+  <w:style w:type="table" w:styleId="795">
     <w:name w:val="List Table 5 Dark - Accent 3"/>
-    <w:basedOn w:val="11"/>
+    <w:basedOn w:val="707"/>
     <w:uiPriority w:val="99"/>
     <w:pPr>
       <w:pBdr/>
@@ -23297,9 +23293,9 @@
       </w:tcPr>
     </w:tblStylePr>
   </w:style>
-  <w:style w:type="table" w:styleId="100">
+  <w:style w:type="table" w:styleId="796">
     <w:name w:val="List Table 5 Dark - Accent 4"/>
-    <w:basedOn w:val="11"/>
+    <w:basedOn w:val="707"/>
     <w:uiPriority w:val="99"/>
     <w:pPr>
       <w:pBdr/>
@@ -23539,9 +23535,9 @@
       </w:tcPr>
     </w:tblStylePr>
   </w:style>
-  <w:style w:type="table" w:styleId="101">
+  <w:style w:type="table" w:styleId="797">
     <w:name w:val="List Table 5 Dark - Accent 5"/>
-    <w:basedOn w:val="11"/>
+    <w:basedOn w:val="707"/>
     <w:uiPriority w:val="99"/>
     <w:pPr>
       <w:pBdr/>
@@ -23781,9 +23777,9 @@
       </w:tcPr>
     </w:tblStylePr>
   </w:style>
-  <w:style w:type="table" w:styleId="102">
+  <w:style w:type="table" w:styleId="798">
     <w:name w:val="List Table 5 Dark - Accent 6"/>
-    <w:basedOn w:val="11"/>
+    <w:basedOn w:val="707"/>
     <w:uiPriority w:val="99"/>
     <w:pPr>
       <w:pBdr/>
@@ -24023,9 +24019,9 @@
       </w:tcPr>
     </w:tblStylePr>
   </w:style>
-  <w:style w:type="table" w:styleId="103">
+  <w:style w:type="table" w:styleId="799">
     <w:name w:val="List Table 6 Colorful"/>
-    <w:basedOn w:val="11"/>
+    <w:basedOn w:val="707"/>
     <w:uiPriority w:val="99"/>
     <w:pPr>
       <w:pBdr/>
@@ -24246,9 +24242,9 @@
       </w:tcPr>
     </w:tblStylePr>
   </w:style>
-  <w:style w:type="table" w:styleId="104">
+  <w:style w:type="table" w:styleId="800">
     <w:name w:val="List Table 6 Colorful - Accent 1"/>
-    <w:basedOn w:val="11"/>
+    <w:basedOn w:val="707"/>
     <w:uiPriority w:val="99"/>
     <w:pPr>
       <w:pBdr/>
@@ -24469,9 +24465,9 @@
       </w:tcPr>
     </w:tblStylePr>
   </w:style>
-  <w:style w:type="table" w:styleId="105">
+  <w:style w:type="table" w:styleId="801">
     <w:name w:val="List Table 6 Colorful - Accent 2"/>
-    <w:basedOn w:val="11"/>
+    <w:basedOn w:val="707"/>
     <w:uiPriority w:val="99"/>
     <w:pPr>
       <w:pBdr/>
@@ -24692,9 +24688,9 @@
       </w:tcPr>
     </w:tblStylePr>
   </w:style>
-  <w:style w:type="table" w:styleId="106">
+  <w:style w:type="table" w:styleId="802">
     <w:name w:val="List Table 6 Colorful - Accent 3"/>
-    <w:basedOn w:val="11"/>
+    <w:basedOn w:val="707"/>
     <w:uiPriority w:val="99"/>
     <w:pPr>
       <w:pBdr/>
@@ -24915,9 +24911,9 @@
       </w:tcPr>
     </w:tblStylePr>
   </w:style>
-  <w:style w:type="table" w:styleId="107">
+  <w:style w:type="table" w:styleId="803">
     <w:name w:val="List Table 6 Colorful - Accent 4"/>
-    <w:basedOn w:val="11"/>
+    <w:basedOn w:val="707"/>
     <w:uiPriority w:val="99"/>
     <w:pPr>
       <w:pBdr/>
@@ -25138,9 +25134,9 @@
       </w:tcPr>
     </w:tblStylePr>
   </w:style>
-  <w:style w:type="table" w:styleId="108">
+  <w:style w:type="table" w:styleId="804">
     <w:name w:val="List Table 6 Colorful - Accent 5"/>
-    <w:basedOn w:val="11"/>
+    <w:basedOn w:val="707"/>
     <w:uiPriority w:val="99"/>
     <w:pPr>
       <w:pBdr/>
@@ -25361,9 +25357,9 @@
       </w:tcPr>
     </w:tblStylePr>
   </w:style>
-  <w:style w:type="table" w:styleId="109">
+  <w:style w:type="table" w:styleId="805">
     <w:name w:val="List Table 6 Colorful - Accent 6"/>
-    <w:basedOn w:val="11"/>
+    <w:basedOn w:val="707"/>
     <w:uiPriority w:val="99"/>
     <w:pPr>
       <w:pBdr/>
@@ -25584,9 +25580,9 @@
       </w:tcPr>
     </w:tblStylePr>
   </w:style>
-  <w:style w:type="table" w:styleId="110">
+  <w:style w:type="table" w:styleId="806">
     <w:name w:val="List Table 7 Colorful"/>
-    <w:basedOn w:val="11"/>
+    <w:basedOn w:val="707"/>
     <w:uiPriority w:val="99"/>
     <w:pPr>
       <w:pBdr/>
@@ -25685,11 +25681,11 @@
         <w:tblBorders/>
       </w:tblPr>
       <w:tcPr>
-        <w:shd w:color="ffffff"/>
+        <w:shd w:val="clear" w:color="ffffff"/>
         <w:tcBorders>
-          <w:top w:val="none"/>
-          <w:left w:val="none"/>
-          <w:bottom w:val="none"/>
+          <w:top w:val="none" w:color="000000" w:sz="4" w:space="0"/>
+          <w:left w:val="none" w:color="000000" w:sz="4" w:space="0"/>
+          <w:bottom w:val="none" w:color="000000" w:sz="4" w:space="0"/>
           <w:right w:val="single" w:color="000000" w:themeColor="text1" w:themeTint="80" w:sz="4" w:space="0"/>
         </w:tcBorders>
       </w:tcPr>
@@ -25712,10 +25708,10 @@
       <w:tcPr>
         <w:shd w:val="clear" w:color="ffffff" w:themeColor="light1" w:fill="ffffff" w:themeFill="light1"/>
         <w:tcBorders>
-          <w:top w:val="none"/>
-          <w:left w:val="none"/>
+          <w:top w:val="none" w:color="000000" w:sz="4" w:space="0"/>
+          <w:left w:val="none" w:color="000000" w:sz="4" w:space="0"/>
           <w:bottom w:val="single" w:color="000000" w:themeColor="text1" w:themeTint="80" w:sz="4" w:space="0"/>
-          <w:right w:val="none"/>
+          <w:right w:val="none" w:color="000000" w:sz="4" w:space="0"/>
         </w:tcBorders>
       </w:tcPr>
     </w:tblStylePr>
@@ -25735,12 +25731,12 @@
         <w:tblBorders/>
       </w:tblPr>
       <w:tcPr>
-        <w:shd w:color="ffffff"/>
+        <w:shd w:val="clear" w:color="ffffff"/>
         <w:tcBorders>
-          <w:top w:val="none"/>
+          <w:top w:val="none" w:color="000000" w:sz="4" w:space="0"/>
           <w:left w:val="single" w:color="000000" w:themeColor="text1" w:themeTint="80" w:sz="4" w:space="0"/>
-          <w:bottom w:val="none"/>
-          <w:right w:val="none"/>
+          <w:bottom w:val="none" w:color="000000" w:sz="4" w:space="0"/>
+          <w:right w:val="none" w:color="000000" w:sz="4" w:space="0"/>
         </w:tcBorders>
       </w:tcPr>
     </w:tblStylePr>
@@ -25763,9 +25759,9 @@
         <w:shd w:val="clear" w:color="ffffff" w:themeColor="light1" w:fill="ffffff" w:themeFill="light1"/>
         <w:tcBorders>
           <w:top w:val="single" w:color="000000" w:themeColor="text1" w:themeTint="80" w:sz="4" w:space="0"/>
-          <w:left w:val="none"/>
-          <w:bottom w:val="none"/>
-          <w:right w:val="none"/>
+          <w:left w:val="none" w:color="000000" w:sz="4" w:space="0"/>
+          <w:bottom w:val="none" w:color="000000" w:sz="4" w:space="0"/>
+          <w:right w:val="none" w:color="000000" w:sz="4" w:space="0"/>
         </w:tcBorders>
       </w:tcPr>
     </w:tblStylePr>
@@ -25840,9 +25836,9 @@
       </w:tcPr>
     </w:tblStylePr>
   </w:style>
-  <w:style w:type="table" w:styleId="111">
+  <w:style w:type="table" w:styleId="807">
     <w:name w:val="List Table 7 Colorful - Accent 1"/>
-    <w:basedOn w:val="11"/>
+    <w:basedOn w:val="707"/>
     <w:uiPriority w:val="99"/>
     <w:pPr>
       <w:pBdr/>
@@ -25941,11 +25937,11 @@
         <w:tblBorders/>
       </w:tblPr>
       <w:tcPr>
-        <w:shd w:color="ffffff"/>
+        <w:shd w:val="clear" w:color="ffffff"/>
         <w:tcBorders>
-          <w:top w:val="none"/>
-          <w:left w:val="none"/>
-          <w:bottom w:val="none"/>
+          <w:top w:val="none" w:color="000000" w:sz="4" w:space="0"/>
+          <w:left w:val="none" w:color="000000" w:sz="4" w:space="0"/>
+          <w:bottom w:val="none" w:color="000000" w:sz="4" w:space="0"/>
           <w:right w:val="single" w:color="000000" w:themeColor="accent1" w:sz="4" w:space="0"/>
         </w:tcBorders>
       </w:tcPr>
@@ -25968,10 +25964,10 @@
       <w:tcPr>
         <w:shd w:val="clear" w:color="ffffff" w:themeColor="light1" w:fill="ffffff" w:themeFill="light1"/>
         <w:tcBorders>
-          <w:top w:val="none"/>
-          <w:left w:val="none"/>
+          <w:top w:val="none" w:color="000000" w:sz="4" w:space="0"/>
+          <w:left w:val="none" w:color="000000" w:sz="4" w:space="0"/>
           <w:bottom w:val="single" w:color="000000" w:themeColor="accent1" w:sz="4" w:space="0"/>
-          <w:right w:val="none"/>
+          <w:right w:val="none" w:color="000000" w:sz="4" w:space="0"/>
         </w:tcBorders>
       </w:tcPr>
     </w:tblStylePr>
@@ -25991,12 +25987,12 @@
         <w:tblBorders/>
       </w:tblPr>
       <w:tcPr>
-        <w:shd w:color="ffffff"/>
+        <w:shd w:val="clear" w:color="ffffff"/>
         <w:tcBorders>
-          <w:top w:val="none"/>
+          <w:top w:val="none" w:color="000000" w:sz="4" w:space="0"/>
           <w:left w:val="single" w:color="000000" w:themeColor="accent1" w:sz="4" w:space="0"/>
-          <w:bottom w:val="none"/>
-          <w:right w:val="none"/>
+          <w:bottom w:val="none" w:color="000000" w:sz="4" w:space="0"/>
+          <w:right w:val="none" w:color="000000" w:sz="4" w:space="0"/>
         </w:tcBorders>
       </w:tcPr>
     </w:tblStylePr>
@@ -26019,9 +26015,9 @@
         <w:shd w:val="clear" w:color="ffffff" w:themeColor="light1" w:fill="ffffff" w:themeFill="light1"/>
         <w:tcBorders>
           <w:top w:val="single" w:color="000000" w:themeColor="accent1" w:sz="4" w:space="0"/>
-          <w:left w:val="none"/>
-          <w:bottom w:val="none"/>
-          <w:right w:val="none"/>
+          <w:left w:val="none" w:color="000000" w:sz="4" w:space="0"/>
+          <w:bottom w:val="none" w:color="000000" w:sz="4" w:space="0"/>
+          <w:right w:val="none" w:color="000000" w:sz="4" w:space="0"/>
         </w:tcBorders>
       </w:tcPr>
     </w:tblStylePr>
@@ -26096,9 +26092,9 @@
       </w:tcPr>
     </w:tblStylePr>
   </w:style>
-  <w:style w:type="table" w:styleId="112">
+  <w:style w:type="table" w:styleId="808">
     <w:name w:val="List Table 7 Colorful - Accent 2"/>
-    <w:basedOn w:val="11"/>
+    <w:basedOn w:val="707"/>
     <w:uiPriority w:val="99"/>
     <w:pPr>
       <w:pBdr/>
@@ -26197,11 +26193,11 @@
         <w:tblBorders/>
       </w:tblPr>
       <w:tcPr>
-        <w:shd w:color="ffffff"/>
+        <w:shd w:val="clear" w:color="ffffff"/>
         <w:tcBorders>
-          <w:top w:val="none"/>
-          <w:left w:val="none"/>
-          <w:bottom w:val="none"/>
+          <w:top w:val="none" w:color="000000" w:sz="4" w:space="0"/>
+          <w:left w:val="none" w:color="000000" w:sz="4" w:space="0"/>
+          <w:bottom w:val="none" w:color="000000" w:sz="4" w:space="0"/>
           <w:right w:val="single" w:color="000000" w:themeColor="accent2" w:themeTint="97" w:sz="4" w:space="0"/>
         </w:tcBorders>
       </w:tcPr>
@@ -26224,10 +26220,10 @@
       <w:tcPr>
         <w:shd w:val="clear" w:color="ffffff" w:themeColor="light1" w:fill="ffffff" w:themeFill="light1"/>
         <w:tcBorders>
-          <w:top w:val="none"/>
-          <w:left w:val="none"/>
+          <w:top w:val="none" w:color="000000" w:sz="4" w:space="0"/>
+          <w:left w:val="none" w:color="000000" w:sz="4" w:space="0"/>
           <w:bottom w:val="single" w:color="000000" w:themeColor="accent2" w:themeTint="97" w:sz="4" w:space="0"/>
-          <w:right w:val="none"/>
+          <w:right w:val="none" w:color="000000" w:sz="4" w:space="0"/>
         </w:tcBorders>
       </w:tcPr>
     </w:tblStylePr>
@@ -26247,12 +26243,12 @@
         <w:tblBorders/>
       </w:tblPr>
       <w:tcPr>
-        <w:shd w:color="ffffff"/>
+        <w:shd w:val="clear" w:color="ffffff"/>
         <w:tcBorders>
-          <w:top w:val="none"/>
+          <w:top w:val="none" w:color="000000" w:sz="4" w:space="0"/>
           <w:left w:val="single" w:color="000000" w:themeColor="accent2" w:themeTint="97" w:sz="4" w:space="0"/>
-          <w:bottom w:val="none"/>
-          <w:right w:val="none"/>
+          <w:bottom w:val="none" w:color="000000" w:sz="4" w:space="0"/>
+          <w:right w:val="none" w:color="000000" w:sz="4" w:space="0"/>
         </w:tcBorders>
       </w:tcPr>
     </w:tblStylePr>
@@ -26275,9 +26271,9 @@
         <w:shd w:val="clear" w:color="ffffff" w:themeColor="light1" w:fill="ffffff" w:themeFill="light1"/>
         <w:tcBorders>
           <w:top w:val="single" w:color="000000" w:themeColor="accent2" w:themeTint="97" w:sz="4" w:space="0"/>
-          <w:left w:val="none"/>
-          <w:bottom w:val="none"/>
-          <w:right w:val="none"/>
+          <w:left w:val="none" w:color="000000" w:sz="4" w:space="0"/>
+          <w:bottom w:val="none" w:color="000000" w:sz="4" w:space="0"/>
+          <w:right w:val="none" w:color="000000" w:sz="4" w:space="0"/>
         </w:tcBorders>
       </w:tcPr>
     </w:tblStylePr>
@@ -26352,9 +26348,9 @@
       </w:tcPr>
     </w:tblStylePr>
   </w:style>
-  <w:style w:type="table" w:styleId="113">
+  <w:style w:type="table" w:styleId="809">
     <w:name w:val="List Table 7 Colorful - Accent 3"/>
-    <w:basedOn w:val="11"/>
+    <w:basedOn w:val="707"/>
     <w:uiPriority w:val="99"/>
     <w:pPr>
       <w:pBdr/>
@@ -26453,11 +26449,11 @@
         <w:tblBorders/>
       </w:tblPr>
       <w:tcPr>
-        <w:shd w:color="ffffff"/>
+        <w:shd w:val="clear" w:color="ffffff"/>
         <w:tcBorders>
-          <w:top w:val="none"/>
-          <w:left w:val="none"/>
-          <w:bottom w:val="none"/>
+          <w:top w:val="none" w:color="000000" w:sz="4" w:space="0"/>
+          <w:left w:val="none" w:color="000000" w:sz="4" w:space="0"/>
+          <w:bottom w:val="none" w:color="000000" w:sz="4" w:space="0"/>
           <w:right w:val="single" w:color="000000" w:themeColor="accent3" w:themeTint="98" w:sz="4" w:space="0"/>
         </w:tcBorders>
       </w:tcPr>
@@ -26480,10 +26476,10 @@
       <w:tcPr>
         <w:shd w:val="clear" w:color="ffffff" w:themeColor="light1" w:fill="ffffff" w:themeFill="light1"/>
         <w:tcBorders>
-          <w:top w:val="none"/>
-          <w:left w:val="none"/>
+          <w:top w:val="none" w:color="000000" w:sz="4" w:space="0"/>
+          <w:left w:val="none" w:color="000000" w:sz="4" w:space="0"/>
           <w:bottom w:val="single" w:color="000000" w:themeColor="accent3" w:themeTint="98" w:sz="4" w:space="0"/>
-          <w:right w:val="none"/>
+          <w:right w:val="none" w:color="000000" w:sz="4" w:space="0"/>
         </w:tcBorders>
       </w:tcPr>
     </w:tblStylePr>
@@ -26503,12 +26499,12 @@
         <w:tblBorders/>
       </w:tblPr>
       <w:tcPr>
-        <w:shd w:color="ffffff"/>
+        <w:shd w:val="clear" w:color="ffffff"/>
         <w:tcBorders>
-          <w:top w:val="none"/>
+          <w:top w:val="none" w:color="000000" w:sz="4" w:space="0"/>
           <w:left w:val="single" w:color="000000" w:themeColor="accent3" w:themeTint="98" w:sz="4" w:space="0"/>
-          <w:bottom w:val="none"/>
-          <w:right w:val="none"/>
+          <w:bottom w:val="none" w:color="000000" w:sz="4" w:space="0"/>
+          <w:right w:val="none" w:color="000000" w:sz="4" w:space="0"/>
         </w:tcBorders>
       </w:tcPr>
     </w:tblStylePr>
@@ -26531,9 +26527,9 @@
         <w:shd w:val="clear" w:color="ffffff" w:themeColor="light1" w:fill="ffffff" w:themeFill="light1"/>
         <w:tcBorders>
           <w:top w:val="single" w:color="000000" w:themeColor="accent3" w:themeTint="98" w:sz="4" w:space="0"/>
-          <w:left w:val="none"/>
-          <w:bottom w:val="none"/>
-          <w:right w:val="none"/>
+          <w:left w:val="none" w:color="000000" w:sz="4" w:space="0"/>
+          <w:bottom w:val="none" w:color="000000" w:sz="4" w:space="0"/>
+          <w:right w:val="none" w:color="000000" w:sz="4" w:space="0"/>
         </w:tcBorders>
       </w:tcPr>
     </w:tblStylePr>
@@ -26608,9 +26604,9 @@
       </w:tcPr>
     </w:tblStylePr>
   </w:style>
-  <w:style w:type="table" w:styleId="114">
+  <w:style w:type="table" w:styleId="810">
     <w:name w:val="List Table 7 Colorful - Accent 4"/>
-    <w:basedOn w:val="11"/>
+    <w:basedOn w:val="707"/>
     <w:uiPriority w:val="99"/>
     <w:pPr>
       <w:pBdr/>
@@ -26709,11 +26705,11 @@
         <w:tblBorders/>
       </w:tblPr>
       <w:tcPr>
-        <w:shd w:color="ffffff"/>
+        <w:shd w:val="clear" w:color="ffffff"/>
         <w:tcBorders>
-          <w:top w:val="none"/>
-          <w:left w:val="none"/>
-          <w:bottom w:val="none"/>
+          <w:top w:val="none" w:color="000000" w:sz="4" w:space="0"/>
+          <w:left w:val="none" w:color="000000" w:sz="4" w:space="0"/>
+          <w:bottom w:val="none" w:color="000000" w:sz="4" w:space="0"/>
           <w:right w:val="single" w:color="000000" w:themeColor="accent4" w:themeTint="9A" w:sz="4" w:space="0"/>
         </w:tcBorders>
       </w:tcPr>
@@ -26736,10 +26732,10 @@
       <w:tcPr>
         <w:shd w:val="clear" w:color="ffffff" w:themeColor="light1" w:fill="ffffff" w:themeFill="light1"/>
         <w:tcBorders>
-          <w:top w:val="none"/>
-          <w:left w:val="none"/>
+          <w:top w:val="none" w:color="000000" w:sz="4" w:space="0"/>
+          <w:left w:val="none" w:color="000000" w:sz="4" w:space="0"/>
           <w:bottom w:val="single" w:color="000000" w:themeColor="accent4" w:themeTint="9A" w:sz="4" w:space="0"/>
-          <w:right w:val="none"/>
+          <w:right w:val="none" w:color="000000" w:sz="4" w:space="0"/>
         </w:tcBorders>
       </w:tcPr>
     </w:tblStylePr>
@@ -26759,12 +26755,12 @@
         <w:tblBorders/>
       </w:tblPr>
       <w:tcPr>
-        <w:shd w:color="ffffff"/>
+        <w:shd w:val="clear" w:color="ffffff"/>
         <w:tcBorders>
-          <w:top w:val="none"/>
+          <w:top w:val="none" w:color="000000" w:sz="4" w:space="0"/>
           <w:left w:val="single" w:color="000000" w:themeColor="accent4" w:themeTint="9A" w:sz="4" w:space="0"/>
-          <w:bottom w:val="none"/>
-          <w:right w:val="none"/>
+          <w:bottom w:val="none" w:color="000000" w:sz="4" w:space="0"/>
+          <w:right w:val="none" w:color="000000" w:sz="4" w:space="0"/>
         </w:tcBorders>
       </w:tcPr>
     </w:tblStylePr>
@@ -26787,9 +26783,9 @@
         <w:shd w:val="clear" w:color="ffffff" w:themeColor="light1" w:fill="ffffff" w:themeFill="light1"/>
         <w:tcBorders>
           <w:top w:val="single" w:color="000000" w:themeColor="accent4" w:themeTint="9A" w:sz="4" w:space="0"/>
-          <w:left w:val="none"/>
-          <w:bottom w:val="none"/>
-          <w:right w:val="none"/>
+          <w:left w:val="none" w:color="000000" w:sz="4" w:space="0"/>
+          <w:bottom w:val="none" w:color="000000" w:sz="4" w:space="0"/>
+          <w:right w:val="none" w:color="000000" w:sz="4" w:space="0"/>
         </w:tcBorders>
       </w:tcPr>
     </w:tblStylePr>
@@ -26864,9 +26860,9 @@
       </w:tcPr>
     </w:tblStylePr>
   </w:style>
-  <w:style w:type="table" w:styleId="115">
+  <w:style w:type="table" w:styleId="811">
     <w:name w:val="List Table 7 Colorful - Accent 5"/>
-    <w:basedOn w:val="11"/>
+    <w:basedOn w:val="707"/>
     <w:uiPriority w:val="99"/>
     <w:pPr>
       <w:pBdr/>
@@ -26965,11 +26961,11 @@
         <w:tblBorders/>
       </w:tblPr>
       <w:tcPr>
-        <w:shd w:color="ffffff"/>
+        <w:shd w:val="clear" w:color="ffffff"/>
         <w:tcBorders>
-          <w:top w:val="none"/>
-          <w:left w:val="none"/>
-          <w:bottom w:val="none"/>
+          <w:top w:val="none" w:color="000000" w:sz="4" w:space="0"/>
+          <w:left w:val="none" w:color="000000" w:sz="4" w:space="0"/>
+          <w:bottom w:val="none" w:color="000000" w:sz="4" w:space="0"/>
           <w:right w:val="single" w:color="000000" w:themeColor="accent5" w:themeTint="9A" w:sz="4" w:space="0"/>
         </w:tcBorders>
       </w:tcPr>
@@ -26992,10 +26988,10 @@
       <w:tcPr>
         <w:shd w:val="clear" w:color="ffffff" w:themeColor="light1" w:fill="ffffff" w:themeFill="light1"/>
         <w:tcBorders>
-          <w:top w:val="none"/>
-          <w:left w:val="none"/>
+          <w:top w:val="none" w:color="000000" w:sz="4" w:space="0"/>
+          <w:left w:val="none" w:color="000000" w:sz="4" w:space="0"/>
           <w:bottom w:val="single" w:color="000000" w:themeColor="accent5" w:themeTint="9A" w:sz="4" w:space="0"/>
-          <w:right w:val="none"/>
+          <w:right w:val="none" w:color="000000" w:sz="4" w:space="0"/>
         </w:tcBorders>
       </w:tcPr>
     </w:tblStylePr>
@@ -27015,12 +27011,12 @@
         <w:tblBorders/>
       </w:tblPr>
       <w:tcPr>
-        <w:shd w:color="ffffff"/>
+        <w:shd w:val="clear" w:color="ffffff"/>
         <w:tcBorders>
-          <w:top w:val="none"/>
+          <w:top w:val="none" w:color="000000" w:sz="4" w:space="0"/>
           <w:left w:val="single" w:color="000000" w:themeColor="accent5" w:themeTint="9A" w:sz="4" w:space="0"/>
-          <w:bottom w:val="none"/>
-          <w:right w:val="none"/>
+          <w:bottom w:val="none" w:color="000000" w:sz="4" w:space="0"/>
+          <w:right w:val="none" w:color="000000" w:sz="4" w:space="0"/>
         </w:tcBorders>
       </w:tcPr>
     </w:tblStylePr>
@@ -27043,9 +27039,9 @@
         <w:shd w:val="clear" w:color="ffffff" w:themeColor="light1" w:fill="ffffff" w:themeFill="light1"/>
         <w:tcBorders>
           <w:top w:val="single" w:color="000000" w:themeColor="accent5" w:themeTint="9A" w:sz="4" w:space="0"/>
-          <w:left w:val="none"/>
-          <w:bottom w:val="none"/>
-          <w:right w:val="none"/>
+          <w:left w:val="none" w:color="000000" w:sz="4" w:space="0"/>
+          <w:bottom w:val="none" w:color="000000" w:sz="4" w:space="0"/>
+          <w:right w:val="none" w:color="000000" w:sz="4" w:space="0"/>
         </w:tcBorders>
       </w:tcPr>
     </w:tblStylePr>
@@ -27120,9 +27116,9 @@
       </w:tcPr>
     </w:tblStylePr>
   </w:style>
-  <w:style w:type="table" w:styleId="116">
+  <w:style w:type="table" w:styleId="812">
     <w:name w:val="List Table 7 Colorful - Accent 6"/>
-    <w:basedOn w:val="11"/>
+    <w:basedOn w:val="707"/>
     <w:uiPriority w:val="99"/>
     <w:pPr>
       <w:pBdr/>
@@ -27221,11 +27217,11 @@
         <w:tblBorders/>
       </w:tblPr>
       <w:tcPr>
-        <w:shd w:color="ffffff"/>
+        <w:shd w:val="clear" w:color="ffffff"/>
         <w:tcBorders>
-          <w:top w:val="none"/>
-          <w:left w:val="none"/>
-          <w:bottom w:val="none"/>
+          <w:top w:val="none" w:color="000000" w:sz="4" w:space="0"/>
+          <w:left w:val="none" w:color="000000" w:sz="4" w:space="0"/>
+          <w:bottom w:val="none" w:color="000000" w:sz="4" w:space="0"/>
           <w:right w:val="single" w:color="000000" w:themeColor="accent6" w:themeTint="98" w:sz="4" w:space="0"/>
         </w:tcBorders>
       </w:tcPr>
@@ -27248,10 +27244,10 @@
       <w:tcPr>
         <w:shd w:val="clear" w:color="ffffff" w:themeColor="light1" w:fill="ffffff" w:themeFill="light1"/>
         <w:tcBorders>
-          <w:top w:val="none"/>
-          <w:left w:val="none"/>
+          <w:top w:val="none" w:color="000000" w:sz="4" w:space="0"/>
+          <w:left w:val="none" w:color="000000" w:sz="4" w:space="0"/>
           <w:bottom w:val="single" w:color="000000" w:themeColor="accent6" w:themeTint="98" w:sz="4" w:space="0"/>
-          <w:right w:val="none"/>
+          <w:right w:val="none" w:color="000000" w:sz="4" w:space="0"/>
         </w:tcBorders>
       </w:tcPr>
     </w:tblStylePr>
@@ -27271,12 +27267,12 @@
         <w:tblBorders/>
       </w:tblPr>
       <w:tcPr>
-        <w:shd w:color="ffffff"/>
+        <w:shd w:val="clear" w:color="ffffff"/>
         <w:tcBorders>
-          <w:top w:val="none"/>
+          <w:top w:val="none" w:color="000000" w:sz="4" w:space="0"/>
           <w:left w:val="single" w:color="000000" w:themeColor="accent6" w:themeTint="98" w:sz="4" w:space="0"/>
-          <w:bottom w:val="none"/>
-          <w:right w:val="none"/>
+          <w:bottom w:val="none" w:color="000000" w:sz="4" w:space="0"/>
+          <w:right w:val="none" w:color="000000" w:sz="4" w:space="0"/>
         </w:tcBorders>
       </w:tcPr>
     </w:tblStylePr>
@@ -27299,9 +27295,9 @@
         <w:shd w:val="clear" w:color="ffffff" w:themeColor="light1" w:fill="ffffff" w:themeFill="light1"/>
         <w:tcBorders>
           <w:top w:val="single" w:color="000000" w:themeColor="accent6" w:themeTint="98" w:sz="4" w:space="0"/>
-          <w:left w:val="none"/>
-          <w:bottom w:val="none"/>
-          <w:right w:val="none"/>
+          <w:left w:val="none" w:color="000000" w:sz="4" w:space="0"/>
+          <w:bottom w:val="none" w:color="000000" w:sz="4" w:space="0"/>
+          <w:right w:val="none" w:color="000000" w:sz="4" w:space="0"/>
         </w:tcBorders>
       </w:tcPr>
     </w:tblStylePr>
@@ -27376,9 +27372,9 @@
       </w:tcPr>
     </w:tblStylePr>
   </w:style>
-  <w:style w:type="table" w:styleId="117">
+  <w:style w:type="table" w:styleId="813">
     <w:name w:val="Lined - Accent"/>
-    <w:basedOn w:val="11"/>
+    <w:basedOn w:val="707"/>
     <w:uiPriority w:val="99"/>
     <w:pPr>
       <w:pBdr/>
@@ -27613,9 +27609,9 @@
       </w:tcPr>
     </w:tblStylePr>
   </w:style>
-  <w:style w:type="table" w:styleId="118">
+  <w:style w:type="table" w:styleId="814">
     <w:name w:val="Lined - Accent 1"/>
-    <w:basedOn w:val="11"/>
+    <w:basedOn w:val="707"/>
     <w:uiPriority w:val="99"/>
     <w:pPr>
       <w:pBdr/>
@@ -27850,9 +27846,9 @@
       </w:tcPr>
     </w:tblStylePr>
   </w:style>
-  <w:style w:type="table" w:styleId="119">
+  <w:style w:type="table" w:styleId="815">
     <w:name w:val="Lined - Accent 2"/>
-    <w:basedOn w:val="11"/>
+    <w:basedOn w:val="707"/>
     <w:uiPriority w:val="99"/>
     <w:pPr>
       <w:pBdr/>
@@ -28087,9 +28083,9 @@
       </w:tcPr>
     </w:tblStylePr>
   </w:style>
-  <w:style w:type="table" w:styleId="120">
+  <w:style w:type="table" w:styleId="816">
     <w:name w:val="Lined - Accent 3"/>
-    <w:basedOn w:val="11"/>
+    <w:basedOn w:val="707"/>
     <w:uiPriority w:val="99"/>
     <w:pPr>
       <w:pBdr/>
@@ -28324,9 +28320,9 @@
       </w:tcPr>
     </w:tblStylePr>
   </w:style>
-  <w:style w:type="table" w:styleId="121">
+  <w:style w:type="table" w:styleId="817">
     <w:name w:val="Lined - Accent 4"/>
-    <w:basedOn w:val="11"/>
+    <w:basedOn w:val="707"/>
     <w:uiPriority w:val="99"/>
     <w:pPr>
       <w:pBdr/>
@@ -28561,9 +28557,9 @@
       </w:tcPr>
     </w:tblStylePr>
   </w:style>
-  <w:style w:type="table" w:styleId="122">
+  <w:style w:type="table" w:styleId="818">
     <w:name w:val="Lined - Accent 5"/>
-    <w:basedOn w:val="11"/>
+    <w:basedOn w:val="707"/>
     <w:uiPriority w:val="99"/>
     <w:pPr>
       <w:pBdr/>
@@ -28798,9 +28794,9 @@
       </w:tcPr>
     </w:tblStylePr>
   </w:style>
-  <w:style w:type="table" w:styleId="123">
+  <w:style w:type="table" w:styleId="819">
     <w:name w:val="Lined - Accent 6"/>
-    <w:basedOn w:val="11"/>
+    <w:basedOn w:val="707"/>
     <w:uiPriority w:val="99"/>
     <w:pPr>
       <w:pBdr/>
@@ -29035,9 +29031,9 @@
       </w:tcPr>
     </w:tblStylePr>
   </w:style>
-  <w:style w:type="table" w:styleId="124">
+  <w:style w:type="table" w:styleId="820">
     <w:name w:val="Bordered &amp; Lined - Accent"/>
-    <w:basedOn w:val="11"/>
+    <w:basedOn w:val="707"/>
     <w:uiPriority w:val="99"/>
     <w:pPr>
       <w:pBdr/>
@@ -29279,9 +29275,9 @@
       </w:tcPr>
     </w:tblStylePr>
   </w:style>
-  <w:style w:type="table" w:styleId="125">
+  <w:style w:type="table" w:styleId="821">
     <w:name w:val="Bordered &amp; Lined - Accent 1"/>
-    <w:basedOn w:val="11"/>
+    <w:basedOn w:val="707"/>
     <w:uiPriority w:val="99"/>
     <w:pPr>
       <w:pBdr/>
@@ -29523,9 +29519,9 @@
       </w:tcPr>
     </w:tblStylePr>
   </w:style>
-  <w:style w:type="table" w:styleId="126">
+  <w:style w:type="table" w:styleId="822">
     <w:name w:val="Bordered &amp; Lined - Accent 2"/>
-    <w:basedOn w:val="11"/>
+    <w:basedOn w:val="707"/>
     <w:uiPriority w:val="99"/>
     <w:pPr>
       <w:pBdr/>
@@ -29767,9 +29763,9 @@
       </w:tcPr>
     </w:tblStylePr>
   </w:style>
-  <w:style w:type="table" w:styleId="127">
+  <w:style w:type="table" w:styleId="823">
     <w:name w:val="Bordered &amp; Lined - Accent 3"/>
-    <w:basedOn w:val="11"/>
+    <w:basedOn w:val="707"/>
     <w:uiPriority w:val="99"/>
     <w:pPr>
       <w:pBdr/>
@@ -30011,9 +30007,9 @@
       </w:tcPr>
     </w:tblStylePr>
   </w:style>
-  <w:style w:type="table" w:styleId="128">
+  <w:style w:type="table" w:styleId="824">
     <w:name w:val="Bordered &amp; Lined - Accent 4"/>
-    <w:basedOn w:val="11"/>
+    <w:basedOn w:val="707"/>
     <w:uiPriority w:val="99"/>
     <w:pPr>
       <w:pBdr/>
@@ -30255,9 +30251,9 @@
       </w:tcPr>
     </w:tblStylePr>
   </w:style>
-  <w:style w:type="table" w:styleId="129">
+  <w:style w:type="table" w:styleId="825">
     <w:name w:val="Bordered &amp; Lined - Accent 5"/>
-    <w:basedOn w:val="11"/>
+    <w:basedOn w:val="707"/>
     <w:uiPriority w:val="99"/>
     <w:pPr>
       <w:pBdr/>
@@ -30499,9 +30495,9 @@
       </w:tcPr>
     </w:tblStylePr>
   </w:style>
-  <w:style w:type="table" w:styleId="130">
+  <w:style w:type="table" w:styleId="826">
     <w:name w:val="Bordered &amp; Lined - Accent 6"/>
-    <w:basedOn w:val="11"/>
+    <w:basedOn w:val="707"/>
     <w:uiPriority w:val="99"/>
     <w:pPr>
       <w:pBdr/>
@@ -30743,9 +30739,9 @@
       </w:tcPr>
     </w:tblStylePr>
   </w:style>
-  <w:style w:type="table" w:styleId="131">
+  <w:style w:type="table" w:styleId="827">
     <w:name w:val="Bordered"/>
-    <w:basedOn w:val="11"/>
+    <w:basedOn w:val="707"/>
     <w:uiPriority w:val="99"/>
     <w:pPr>
       <w:pBdr/>
@@ -30974,9 +30970,9 @@
       </w:tcPr>
     </w:tblStylePr>
   </w:style>
-  <w:style w:type="table" w:styleId="132">
+  <w:style w:type="table" w:styleId="828">
     <w:name w:val="Bordered - Accent 1"/>
-    <w:basedOn w:val="11"/>
+    <w:basedOn w:val="707"/>
     <w:uiPriority w:val="99"/>
     <w:pPr>
       <w:pBdr/>
@@ -31205,9 +31201,9 @@
       </w:tcPr>
     </w:tblStylePr>
   </w:style>
-  <w:style w:type="table" w:styleId="133">
+  <w:style w:type="table" w:styleId="829">
     <w:name w:val="Bordered - Accent 2"/>
-    <w:basedOn w:val="11"/>
+    <w:basedOn w:val="707"/>
     <w:uiPriority w:val="99"/>
     <w:pPr>
       <w:pBdr/>
@@ -31436,9 +31432,9 @@
       </w:tcPr>
     </w:tblStylePr>
   </w:style>
-  <w:style w:type="table" w:styleId="134">
+  <w:style w:type="table" w:styleId="830">
     <w:name w:val="Bordered - Accent 3"/>
-    <w:basedOn w:val="11"/>
+    <w:basedOn w:val="707"/>
     <w:uiPriority w:val="99"/>
     <w:pPr>
       <w:pBdr/>
@@ -31667,9 +31663,9 @@
       </w:tcPr>
     </w:tblStylePr>
   </w:style>
-  <w:style w:type="table" w:styleId="135">
+  <w:style w:type="table" w:styleId="831">
     <w:name w:val="Bordered - Accent 4"/>
-    <w:basedOn w:val="11"/>
+    <w:basedOn w:val="707"/>
     <w:uiPriority w:val="99"/>
     <w:pPr>
       <w:pBdr/>
@@ -31898,9 +31894,9 @@
       </w:tcPr>
     </w:tblStylePr>
   </w:style>
-  <w:style w:type="table" w:styleId="136">
+  <w:style w:type="table" w:styleId="832">
     <w:name w:val="Bordered - Accent 5"/>
-    <w:basedOn w:val="11"/>
+    <w:basedOn w:val="707"/>
     <w:uiPriority w:val="99"/>
     <w:pPr>
       <w:pBdr/>
@@ -32129,9 +32125,9 @@
       </w:tcPr>
     </w:tblStylePr>
   </w:style>
-  <w:style w:type="table" w:styleId="137">
+  <w:style w:type="table" w:styleId="833">
     <w:name w:val="Bordered - Accent 6"/>
-    <w:basedOn w:val="11"/>
+    <w:basedOn w:val="707"/>
     <w:uiPriority w:val="99"/>
     <w:pPr>
       <w:pBdr/>
@@ -32360,7 +32356,7 @@
       </w:tcPr>
     </w:tblStylePr>
   </w:style>
-  <w:style w:type="paragraph" w:styleId="138" w:default="1">
+  <w:style w:type="paragraph" w:styleId="834" w:default="1">
     <w:name w:val="Normal"/>
     <w:qFormat/>
     <w:pPr>
@@ -32369,11 +32365,11 @@
       <w:ind/>
     </w:pPr>
   </w:style>
-  <w:style w:type="paragraph" w:styleId="145">
+  <w:style w:type="paragraph" w:styleId="835">
     <w:name w:val="Heading 7"/>
-    <w:basedOn w:val="138"/>
-    <w:next w:val="138"/>
-    <w:link w:val="156"/>
+    <w:basedOn w:val="834"/>
+    <w:next w:val="834"/>
+    <w:link w:val="846"/>
     <w:uiPriority w:val="9"/>
     <w:unhideWhenUsed/>
     <w:qFormat/>
@@ -32390,11 +32386,11 @@
       <w:color w:val="595959" w:themeColor="text1" w:themeTint="A6"/>
     </w:rPr>
   </w:style>
-  <w:style w:type="paragraph" w:styleId="146">
+  <w:style w:type="paragraph" w:styleId="836">
     <w:name w:val="Heading 8"/>
-    <w:basedOn w:val="138"/>
-    <w:next w:val="138"/>
-    <w:link w:val="157"/>
+    <w:basedOn w:val="834"/>
+    <w:next w:val="834"/>
+    <w:link w:val="847"/>
     <w:uiPriority w:val="9"/>
     <w:unhideWhenUsed/>
     <w:qFormat/>
@@ -32413,11 +32409,11 @@
       <w:color w:val="272727" w:themeColor="text1" w:themeTint="D8"/>
     </w:rPr>
   </w:style>
-  <w:style w:type="paragraph" w:styleId="147">
+  <w:style w:type="paragraph" w:styleId="837">
     <w:name w:val="Heading 9"/>
-    <w:basedOn w:val="138"/>
-    <w:next w:val="138"/>
-    <w:link w:val="158"/>
+    <w:basedOn w:val="834"/>
+    <w:next w:val="834"/>
+    <w:link w:val="848"/>
     <w:uiPriority w:val="9"/>
     <w:unhideWhenUsed/>
     <w:qFormat/>
@@ -32436,7 +32432,7 @@
       <w:color w:val="272727" w:themeColor="text1" w:themeTint="D8"/>
     </w:rPr>
   </w:style>
-  <w:style w:type="character" w:styleId="148" w:default="1">
+  <w:style w:type="character" w:styleId="838" w:default="1">
     <w:name w:val="Default Paragraph Font"/>
     <w:uiPriority w:val="1"/>
     <w:semiHidden/>
@@ -32447,7 +32443,7 @@
       <w:ind/>
     </w:pPr>
   </w:style>
-  <w:style w:type="numbering" w:styleId="149" w:default="1">
+  <w:style w:type="numbering" w:styleId="839" w:default="1">
     <w:name w:val="No List"/>
     <w:uiPriority w:val="99"/>
     <w:semiHidden/>
@@ -32458,10 +32454,10 @@
       <w:ind/>
     </w:pPr>
   </w:style>
-  <w:style w:type="character" w:styleId="150">
+  <w:style w:type="character" w:styleId="840">
     <w:name w:val="Heading 1 Char"/>
-    <w:basedOn w:val="148"/>
-    <w:link w:val="726"/>
+    <w:basedOn w:val="838"/>
+    <w:link w:val="895"/>
     <w:uiPriority w:val="9"/>
     <w:pPr>
       <w:pBdr/>
@@ -32475,10 +32471,10 @@
       <w:szCs w:val="40"/>
     </w:rPr>
   </w:style>
-  <w:style w:type="character" w:styleId="151">
+  <w:style w:type="character" w:styleId="841">
     <w:name w:val="Heading 2 Char"/>
-    <w:basedOn w:val="148"/>
-    <w:link w:val="727"/>
+    <w:basedOn w:val="838"/>
+    <w:link w:val="896"/>
     <w:uiPriority w:val="9"/>
     <w:pPr>
       <w:pBdr/>
@@ -32492,10 +32488,10 @@
       <w:szCs w:val="32"/>
     </w:rPr>
   </w:style>
-  <w:style w:type="character" w:styleId="152">
+  <w:style w:type="character" w:styleId="842">
     <w:name w:val="Heading 3 Char"/>
-    <w:basedOn w:val="148"/>
-    <w:link w:val="712"/>
+    <w:basedOn w:val="838"/>
+    <w:link w:val="881"/>
     <w:uiPriority w:val="9"/>
     <w:pPr>
       <w:pBdr/>
@@ -32509,10 +32505,10 @@
       <w:szCs w:val="28"/>
     </w:rPr>
   </w:style>
-  <w:style w:type="character" w:styleId="153">
+  <w:style w:type="character" w:styleId="843">
     <w:name w:val="Heading 4 Char"/>
-    <w:basedOn w:val="148"/>
-    <w:link w:val="713"/>
+    <w:basedOn w:val="838"/>
+    <w:link w:val="882"/>
     <w:uiPriority w:val="9"/>
     <w:pPr>
       <w:pBdr/>
@@ -32526,10 +32522,10 @@
       <w:color w:val="0f4761" w:themeColor="accent1" w:themeShade="BF"/>
     </w:rPr>
   </w:style>
-  <w:style w:type="character" w:styleId="154">
+  <w:style w:type="character" w:styleId="844">
     <w:name w:val="Heading 5 Char"/>
-    <w:basedOn w:val="148"/>
-    <w:link w:val="714"/>
+    <w:basedOn w:val="838"/>
+    <w:link w:val="883"/>
     <w:uiPriority w:val="9"/>
     <w:pPr>
       <w:pBdr/>
@@ -32541,10 +32537,10 @@
       <w:color w:val="0f4761" w:themeColor="accent1" w:themeShade="BF"/>
     </w:rPr>
   </w:style>
-  <w:style w:type="character" w:styleId="155">
+  <w:style w:type="character" w:styleId="845">
     <w:name w:val="Heading 6 Char"/>
-    <w:basedOn w:val="148"/>
-    <w:link w:val="715"/>
+    <w:basedOn w:val="838"/>
+    <w:link w:val="884"/>
     <w:uiPriority w:val="9"/>
     <w:pPr>
       <w:pBdr/>
@@ -32558,10 +32554,10 @@
       <w:color w:val="595959" w:themeColor="text1" w:themeTint="A6"/>
     </w:rPr>
   </w:style>
-  <w:style w:type="character" w:styleId="156">
+  <w:style w:type="character" w:styleId="846">
     <w:name w:val="Heading 7 Char"/>
-    <w:basedOn w:val="148"/>
-    <w:link w:val="145"/>
+    <w:basedOn w:val="838"/>
+    <w:link w:val="835"/>
     <w:uiPriority w:val="9"/>
     <w:pPr>
       <w:pBdr/>
@@ -32573,10 +32569,10 @@
       <w:color w:val="595959" w:themeColor="text1" w:themeTint="A6"/>
     </w:rPr>
   </w:style>
-  <w:style w:type="character" w:styleId="157">
+  <w:style w:type="character" w:styleId="847">
     <w:name w:val="Heading 8 Char"/>
-    <w:basedOn w:val="148"/>
-    <w:link w:val="146"/>
+    <w:basedOn w:val="838"/>
+    <w:link w:val="836"/>
     <w:uiPriority w:val="9"/>
     <w:pPr>
       <w:pBdr/>
@@ -32590,10 +32586,10 @@
       <w:color w:val="272727" w:themeColor="text1" w:themeTint="D8"/>
     </w:rPr>
   </w:style>
-  <w:style w:type="character" w:styleId="158">
+  <w:style w:type="character" w:styleId="848">
     <w:name w:val="Heading 9 Char"/>
-    <w:basedOn w:val="148"/>
-    <w:link w:val="147"/>
+    <w:basedOn w:val="838"/>
+    <w:link w:val="837"/>
     <w:uiPriority w:val="9"/>
     <w:pPr>
       <w:pBdr/>
@@ -32607,10 +32603,10 @@
       <w:color w:val="272727" w:themeColor="text1" w:themeTint="D8"/>
     </w:rPr>
   </w:style>
-  <w:style w:type="character" w:styleId="160">
+  <w:style w:type="character" w:styleId="849">
     <w:name w:val="Title Char"/>
-    <w:basedOn w:val="148"/>
-    <w:link w:val="725"/>
+    <w:basedOn w:val="838"/>
+    <w:link w:val="894"/>
     <w:uiPriority w:val="10"/>
     <w:pPr>
       <w:pBdr/>
@@ -32624,11 +32620,11 @@
       <w:szCs w:val="56"/>
     </w:rPr>
   </w:style>
-  <w:style w:type="paragraph" w:styleId="161">
+  <w:style w:type="paragraph" w:styleId="850">
     <w:name w:val="Subtitle"/>
-    <w:basedOn w:val="138"/>
-    <w:next w:val="138"/>
-    <w:link w:val="162"/>
+    <w:basedOn w:val="834"/>
+    <w:next w:val="834"/>
+    <w:link w:val="851"/>
     <w:uiPriority w:val="11"/>
     <w:qFormat/>
     <w:pPr>
@@ -32646,10 +32642,10 @@
       <w:szCs w:val="28"/>
     </w:rPr>
   </w:style>
-  <w:style w:type="character" w:styleId="162">
+  <w:style w:type="character" w:styleId="851">
     <w:name w:val="Subtitle Char"/>
-    <w:basedOn w:val="148"/>
-    <w:link w:val="161"/>
+    <w:basedOn w:val="838"/>
+    <w:link w:val="850"/>
     <w:uiPriority w:val="11"/>
     <w:pPr>
       <w:pBdr/>
@@ -32663,11 +32659,11 @@
       <w:szCs w:val="28"/>
     </w:rPr>
   </w:style>
-  <w:style w:type="paragraph" w:styleId="163">
+  <w:style w:type="paragraph" w:styleId="852">
     <w:name w:val="Quote"/>
-    <w:basedOn w:val="138"/>
-    <w:next w:val="138"/>
-    <w:link w:val="164"/>
+    <w:basedOn w:val="834"/>
+    <w:next w:val="834"/>
+    <w:link w:val="853"/>
     <w:uiPriority w:val="29"/>
     <w:qFormat/>
     <w:pPr>
@@ -32682,10 +32678,10 @@
       <w:color w:val="404040" w:themeColor="text1" w:themeTint="BF"/>
     </w:rPr>
   </w:style>
-  <w:style w:type="character" w:styleId="164">
+  <w:style w:type="character" w:styleId="853">
     <w:name w:val="Quote Char"/>
-    <w:basedOn w:val="148"/>
-    <w:link w:val="163"/>
+    <w:basedOn w:val="838"/>
+    <w:link w:val="852"/>
     <w:uiPriority w:val="29"/>
     <w:pPr>
       <w:pBdr/>
@@ -32698,9 +32694,9 @@
       <w:color w:val="404040" w:themeColor="text1" w:themeTint="BF"/>
     </w:rPr>
   </w:style>
-  <w:style w:type="character" w:styleId="166">
+  <w:style w:type="character" w:styleId="854">
     <w:name w:val="Intense Emphasis"/>
-    <w:basedOn w:val="148"/>
+    <w:basedOn w:val="838"/>
     <w:uiPriority w:val="21"/>
     <w:qFormat/>
     <w:pPr>
@@ -32714,11 +32710,11 @@
       <w:color w:val="0f4761" w:themeColor="accent1" w:themeShade="BF"/>
     </w:rPr>
   </w:style>
-  <w:style w:type="paragraph" w:styleId="167">
+  <w:style w:type="paragraph" w:styleId="855">
     <w:name w:val="Intense Quote"/>
-    <w:basedOn w:val="138"/>
-    <w:next w:val="138"/>
-    <w:link w:val="168"/>
+    <w:basedOn w:val="834"/>
+    <w:next w:val="834"/>
+    <w:link w:val="856"/>
     <w:uiPriority w:val="30"/>
     <w:qFormat/>
     <w:pPr>
@@ -32736,10 +32732,10 @@
       <w:color w:val="0f4761" w:themeColor="accent1" w:themeShade="BF"/>
     </w:rPr>
   </w:style>
-  <w:style w:type="character" w:styleId="168">
+  <w:style w:type="character" w:styleId="856">
     <w:name w:val="Intense Quote Char"/>
-    <w:basedOn w:val="148"/>
-    <w:link w:val="167"/>
+    <w:basedOn w:val="838"/>
+    <w:link w:val="855"/>
     <w:uiPriority w:val="30"/>
     <w:pPr>
       <w:pBdr/>
@@ -32752,9 +32748,9 @@
       <w:color w:val="0f4761" w:themeColor="accent1" w:themeShade="BF"/>
     </w:rPr>
   </w:style>
-  <w:style w:type="character" w:styleId="169">
+  <w:style w:type="character" w:styleId="857">
     <w:name w:val="Intense Reference"/>
-    <w:basedOn w:val="148"/>
+    <w:basedOn w:val="838"/>
     <w:uiPriority w:val="32"/>
     <w:qFormat/>
     <w:pPr>
@@ -32770,9 +32766,9 @@
       <w:spacing w:val="5"/>
     </w:rPr>
   </w:style>
-  <w:style w:type="paragraph" w:styleId="170">
+  <w:style w:type="paragraph" w:styleId="858">
     <w:name w:val="No Spacing"/>
-    <w:basedOn w:val="138"/>
+    <w:basedOn w:val="834"/>
     <w:uiPriority w:val="1"/>
     <w:qFormat/>
     <w:pPr>
@@ -32781,9 +32777,9 @@
       <w:ind/>
     </w:pPr>
   </w:style>
-  <w:style w:type="character" w:styleId="171">
+  <w:style w:type="character" w:styleId="859">
     <w:name w:val="Subtle Emphasis"/>
-    <w:basedOn w:val="148"/>
+    <w:basedOn w:val="838"/>
     <w:uiPriority w:val="19"/>
     <w:qFormat/>
     <w:pPr>
@@ -32797,9 +32793,9 @@
       <w:color w:val="404040" w:themeColor="text1" w:themeTint="BF"/>
     </w:rPr>
   </w:style>
-  <w:style w:type="character" w:styleId="172">
+  <w:style w:type="character" w:styleId="860">
     <w:name w:val="Emphasis"/>
-    <w:basedOn w:val="148"/>
+    <w:basedOn w:val="838"/>
     <w:uiPriority w:val="20"/>
     <w:qFormat/>
     <w:pPr>
@@ -32812,9 +32808,9 @@
       <w:iCs/>
     </w:rPr>
   </w:style>
-  <w:style w:type="character" w:styleId="174">
+  <w:style w:type="character" w:styleId="861">
     <w:name w:val="Subtle Reference"/>
-    <w:basedOn w:val="148"/>
+    <w:basedOn w:val="838"/>
     <w:uiPriority w:val="31"/>
     <w:qFormat/>
     <w:pPr>
@@ -32827,9 +32823,9 @@
       <w:color w:val="5a5a5a" w:themeColor="text1" w:themeTint="A5"/>
     </w:rPr>
   </w:style>
-  <w:style w:type="character" w:styleId="175">
+  <w:style w:type="character" w:styleId="862">
     <w:name w:val="Book Title"/>
-    <w:basedOn w:val="148"/>
+    <w:basedOn w:val="838"/>
     <w:uiPriority w:val="33"/>
     <w:qFormat/>
     <w:pPr>
@@ -32845,10 +32841,10 @@
       <w:spacing w:val="5"/>
     </w:rPr>
   </w:style>
-  <w:style w:type="paragraph" w:styleId="176">
+  <w:style w:type="paragraph" w:styleId="863">
     <w:name w:val="Header"/>
-    <w:basedOn w:val="138"/>
-    <w:link w:val="177"/>
+    <w:basedOn w:val="834"/>
+    <w:link w:val="864"/>
     <w:uiPriority w:val="99"/>
     <w:unhideWhenUsed/>
     <w:pPr>
@@ -32861,10 +32857,10 @@
       <w:ind/>
     </w:pPr>
   </w:style>
-  <w:style w:type="character" w:styleId="177">
+  <w:style w:type="character" w:styleId="864">
     <w:name w:val="Header Char"/>
-    <w:basedOn w:val="148"/>
-    <w:link w:val="176"/>
+    <w:basedOn w:val="838"/>
+    <w:link w:val="863"/>
     <w:uiPriority w:val="99"/>
     <w:pPr>
       <w:pBdr/>
@@ -32872,10 +32868,10 @@
       <w:ind/>
     </w:pPr>
   </w:style>
-  <w:style w:type="paragraph" w:styleId="178">
+  <w:style w:type="paragraph" w:styleId="865">
     <w:name w:val="Footer"/>
-    <w:basedOn w:val="138"/>
-    <w:link w:val="179"/>
+    <w:basedOn w:val="834"/>
+    <w:link w:val="866"/>
     <w:uiPriority w:val="99"/>
     <w:unhideWhenUsed/>
     <w:pPr>
@@ -32888,10 +32884,10 @@
       <w:ind/>
     </w:pPr>
   </w:style>
-  <w:style w:type="character" w:styleId="179">
+  <w:style w:type="character" w:styleId="866">
     <w:name w:val="Footer Char"/>
-    <w:basedOn w:val="148"/>
-    <w:link w:val="178"/>
+    <w:basedOn w:val="838"/>
+    <w:link w:val="865"/>
     <w:uiPriority w:val="99"/>
     <w:pPr>
       <w:pBdr/>
@@ -32899,10 +32895,10 @@
       <w:ind/>
     </w:pPr>
   </w:style>
-  <w:style w:type="paragraph" w:styleId="180">
+  <w:style w:type="paragraph" w:styleId="867">
     <w:name w:val="Caption"/>
-    <w:basedOn w:val="138"/>
-    <w:next w:val="138"/>
+    <w:basedOn w:val="834"/>
+    <w:next w:val="834"/>
     <w:uiPriority w:val="35"/>
     <w:unhideWhenUsed/>
     <w:qFormat/>
@@ -32919,9 +32915,9 @@
       <w:szCs w:val="18"/>
     </w:rPr>
   </w:style>
-  <w:style w:type="character" w:styleId="188">
+  <w:style w:type="character" w:styleId="868">
     <w:name w:val="FollowedHyperlink"/>
-    <w:basedOn w:val="148"/>
+    <w:basedOn w:val="838"/>
     <w:uiPriority w:val="99"/>
     <w:semiHidden/>
     <w:unhideWhenUsed/>
@@ -32935,10 +32931,10 @@
       <w:u w:val="single"/>
     </w:rPr>
   </w:style>
-  <w:style w:type="paragraph" w:styleId="189">
+  <w:style w:type="paragraph" w:styleId="869">
     <w:name w:val="toc 1"/>
-    <w:basedOn w:val="138"/>
-    <w:next w:val="138"/>
+    <w:basedOn w:val="834"/>
+    <w:next w:val="834"/>
     <w:uiPriority w:val="39"/>
     <w:unhideWhenUsed/>
     <w:pPr>
@@ -32947,10 +32943,10 @@
       <w:ind/>
     </w:pPr>
   </w:style>
-  <w:style w:type="paragraph" w:styleId="190">
+  <w:style w:type="paragraph" w:styleId="870">
     <w:name w:val="toc 2"/>
-    <w:basedOn w:val="138"/>
-    <w:next w:val="138"/>
+    <w:basedOn w:val="834"/>
+    <w:next w:val="834"/>
     <w:uiPriority w:val="39"/>
     <w:unhideWhenUsed/>
     <w:pPr>
@@ -32959,10 +32955,10 @@
       <w:ind w:left="220"/>
     </w:pPr>
   </w:style>
-  <w:style w:type="paragraph" w:styleId="191">
+  <w:style w:type="paragraph" w:styleId="871">
     <w:name w:val="toc 3"/>
-    <w:basedOn w:val="138"/>
-    <w:next w:val="138"/>
+    <w:basedOn w:val="834"/>
+    <w:next w:val="834"/>
     <w:uiPriority w:val="39"/>
     <w:unhideWhenUsed/>
     <w:pPr>
@@ -32971,10 +32967,10 @@
       <w:ind w:left="440"/>
     </w:pPr>
   </w:style>
-  <w:style w:type="paragraph" w:styleId="192">
+  <w:style w:type="paragraph" w:styleId="872">
     <w:name w:val="toc 4"/>
-    <w:basedOn w:val="138"/>
-    <w:next w:val="138"/>
+    <w:basedOn w:val="834"/>
+    <w:next w:val="834"/>
     <w:uiPriority w:val="39"/>
     <w:unhideWhenUsed/>
     <w:pPr>
@@ -32983,10 +32979,10 @@
       <w:ind w:left="660"/>
     </w:pPr>
   </w:style>
-  <w:style w:type="paragraph" w:styleId="193">
+  <w:style w:type="paragraph" w:styleId="873">
     <w:name w:val="toc 5"/>
-    <w:basedOn w:val="138"/>
-    <w:next w:val="138"/>
+    <w:basedOn w:val="834"/>
+    <w:next w:val="834"/>
     <w:uiPriority w:val="39"/>
     <w:unhideWhenUsed/>
     <w:pPr>
@@ -32995,10 +32991,10 @@
       <w:ind w:left="880"/>
     </w:pPr>
   </w:style>
-  <w:style w:type="paragraph" w:styleId="194">
+  <w:style w:type="paragraph" w:styleId="874">
     <w:name w:val="toc 6"/>
-    <w:basedOn w:val="138"/>
-    <w:next w:val="138"/>
+    <w:basedOn w:val="834"/>
+    <w:next w:val="834"/>
     <w:uiPriority w:val="39"/>
     <w:unhideWhenUsed/>
     <w:pPr>
@@ -33007,10 +33003,10 @@
       <w:ind w:left="1100"/>
     </w:pPr>
   </w:style>
-  <w:style w:type="paragraph" w:styleId="195">
+  <w:style w:type="paragraph" w:styleId="875">
     <w:name w:val="toc 7"/>
-    <w:basedOn w:val="138"/>
-    <w:next w:val="138"/>
+    <w:basedOn w:val="834"/>
+    <w:next w:val="834"/>
     <w:uiPriority w:val="39"/>
     <w:unhideWhenUsed/>
     <w:pPr>
@@ -33019,10 +33015,10 @@
       <w:ind w:left="1320"/>
     </w:pPr>
   </w:style>
-  <w:style w:type="paragraph" w:styleId="196">
+  <w:style w:type="paragraph" w:styleId="876">
     <w:name w:val="toc 8"/>
-    <w:basedOn w:val="138"/>
-    <w:next w:val="138"/>
+    <w:basedOn w:val="834"/>
+    <w:next w:val="834"/>
     <w:uiPriority w:val="39"/>
     <w:unhideWhenUsed/>
     <w:pPr>
@@ -33031,10 +33027,10 @@
       <w:ind w:left="1540"/>
     </w:pPr>
   </w:style>
-  <w:style w:type="paragraph" w:styleId="197">
+  <w:style w:type="paragraph" w:styleId="877">
     <w:name w:val="toc 9"/>
-    <w:basedOn w:val="138"/>
-    <w:next w:val="138"/>
+    <w:basedOn w:val="834"/>
+    <w:next w:val="834"/>
     <w:uiPriority w:val="39"/>
     <w:unhideWhenUsed/>
     <w:pPr>
@@ -33043,9 +33039,9 @@
       <w:ind w:left="1760"/>
     </w:pPr>
   </w:style>
-  <w:style w:type="character" w:styleId="198">
+  <w:style w:type="character" w:styleId="878">
     <w:name w:val="Placeholder Text"/>
-    <w:basedOn w:val="148"/>
+    <w:basedOn w:val="838"/>
     <w:uiPriority w:val="99"/>
     <w:semiHidden/>
     <w:pPr>
@@ -33057,7 +33053,7 @@
       <w:color w:val="666666"/>
     </w:rPr>
   </w:style>
-  <w:style w:type="paragraph" w:styleId="208">
+  <w:style w:type="paragraph" w:styleId="879">
     <w:name w:val="TOC Heading"/>
     <w:uiPriority w:val="39"/>
     <w:unhideWhenUsed/>
@@ -33067,10 +33063,10 @@
       <w:ind/>
     </w:pPr>
   </w:style>
-  <w:style w:type="paragraph" w:styleId="209">
+  <w:style w:type="paragraph" w:styleId="880">
     <w:name w:val="table of figures"/>
-    <w:basedOn w:val="138"/>
-    <w:next w:val="138"/>
+    <w:basedOn w:val="834"/>
+    <w:next w:val="834"/>
     <w:uiPriority w:val="99"/>
     <w:unhideWhenUsed/>
     <w:pPr>
@@ -33079,7 +33075,7 @@
       <w:ind/>
     </w:pPr>
   </w:style>
-  <w:style w:type="paragraph" w:styleId="712">
+  <w:style w:type="paragraph" w:styleId="881">
     <w:name w:val="Heading 3"/>
     <w:qFormat/>
     <w:pPr>
@@ -33093,7 +33089,7 @@
       <w:szCs w:val="24"/>
     </w:rPr>
   </w:style>
-  <w:style w:type="paragraph" w:styleId="713">
+  <w:style w:type="paragraph" w:styleId="882">
     <w:name w:val="Heading 4"/>
     <w:qFormat/>
     <w:pPr>
@@ -33107,7 +33103,7 @@
       <w:color w:val="2e74b5"/>
     </w:rPr>
   </w:style>
-  <w:style w:type="paragraph" w:styleId="714">
+  <w:style w:type="paragraph" w:styleId="883">
     <w:name w:val="Heading 5"/>
     <w:qFormat/>
     <w:pPr>
@@ -33119,7 +33115,7 @@
       <w:color w:val="2e74b5"/>
     </w:rPr>
   </w:style>
-  <w:style w:type="paragraph" w:styleId="715">
+  <w:style w:type="paragraph" w:styleId="884">
     <w:name w:val="Heading 6"/>
     <w:qFormat/>
     <w:pPr>
@@ -33131,7 +33127,7 @@
       <w:color w:val="1f4d78"/>
     </w:rPr>
   </w:style>
-  <w:style w:type="paragraph" w:styleId="716">
+  <w:style w:type="paragraph" w:styleId="885">
     <w:name w:val="Strong"/>
     <w:qFormat/>
     <w:pPr>
@@ -33144,7 +33140,7 @@
       <w:bCs/>
     </w:rPr>
   </w:style>
-  <w:style w:type="paragraph" w:styleId="717">
+  <w:style w:type="paragraph" w:styleId="886">
     <w:name w:val="List Paragraph"/>
     <w:qFormat/>
     <w:pPr>
@@ -33153,7 +33149,7 @@
       <w:ind/>
     </w:pPr>
   </w:style>
-  <w:style w:type="character" w:styleId="718">
+  <w:style w:type="character" w:styleId="887">
     <w:name w:val="Hyperlink"/>
     <w:uiPriority w:val="99"/>
     <w:unhideWhenUsed/>
@@ -33167,7 +33163,7 @@
       <w:u w:val="single"/>
     </w:rPr>
   </w:style>
-  <w:style w:type="character" w:styleId="719">
+  <w:style w:type="character" w:styleId="888">
     <w:name w:val="footnote reference"/>
     <w:uiPriority w:val="99"/>
     <w:semiHidden/>
@@ -33181,9 +33177,9 @@
       <w:vertAlign w:val="superscript"/>
     </w:rPr>
   </w:style>
-  <w:style w:type="paragraph" w:styleId="720">
+  <w:style w:type="paragraph" w:styleId="889">
     <w:name w:val="footnote text"/>
-    <w:link w:val="721"/>
+    <w:link w:val="890"/>
     <w:uiPriority w:val="99"/>
     <w:semiHidden/>
     <w:unhideWhenUsed/>
@@ -33197,9 +33193,9 @@
       <w:szCs w:val="20"/>
     </w:rPr>
   </w:style>
-  <w:style w:type="character" w:styleId="721">
+  <w:style w:type="character" w:styleId="890">
     <w:name w:val="Footnote Text Char"/>
-    <w:link w:val="720"/>
+    <w:link w:val="889"/>
     <w:uiPriority w:val="99"/>
     <w:semiHidden/>
     <w:unhideWhenUsed/>
@@ -33213,7 +33209,7 @@
       <w:szCs w:val="20"/>
     </w:rPr>
   </w:style>
-  <w:style w:type="character" w:styleId="722">
+  <w:style w:type="character" w:styleId="891">
     <w:name w:val="endnote reference"/>
     <w:uiPriority w:val="99"/>
     <w:semiHidden/>
@@ -33227,9 +33223,9 @@
       <w:vertAlign w:val="superscript"/>
     </w:rPr>
   </w:style>
-  <w:style w:type="paragraph" w:styleId="723">
+  <w:style w:type="paragraph" w:styleId="892">
     <w:name w:val="endnote text"/>
-    <w:link w:val="724"/>
+    <w:link w:val="893"/>
     <w:uiPriority w:val="99"/>
     <w:semiHidden/>
     <w:unhideWhenUsed/>
@@ -33243,9 +33239,9 @@
       <w:szCs w:val="20"/>
     </w:rPr>
   </w:style>
-  <w:style w:type="character" w:styleId="724">
+  <w:style w:type="character" w:styleId="893">
     <w:name w:val="Endnote Text Char"/>
-    <w:link w:val="723"/>
+    <w:link w:val="892"/>
     <w:uiPriority w:val="99"/>
     <w:semiHidden/>
     <w:unhideWhenUsed/>
@@ -33259,7 +33255,7 @@
       <w:szCs w:val="20"/>
     </w:rPr>
   </w:style>
-  <w:style w:type="paragraph" w:styleId="725">
+  <w:style w:type="paragraph" w:styleId="894">
     <w:name w:val="Title"/>
     <w:pPr>
       <w:pBdr/>
@@ -33275,7 +33271,7 @@
       <w:szCs w:val="36"/>
     </w:rPr>
   </w:style>
-  <w:style w:type="paragraph" w:styleId="726">
+  <w:style w:type="paragraph" w:styleId="895">
     <w:name w:val="Heading 1"/>
     <w:qFormat/>
     <w:pPr>
@@ -33293,7 +33289,7 @@
       <w:szCs w:val="30"/>
     </w:rPr>
   </w:style>
-  <w:style w:type="paragraph" w:styleId="727">
+  <w:style w:type="paragraph" w:styleId="896">
     <w:name w:val="Heading 2"/>
     <w:qFormat/>
     <w:pPr>
